--- a/7_KI-Basismodule/KI-B4/KI-B4.1.2b_Entscheidungsbäume_Musterlösung.docx
+++ b/7_KI-Basismodule/KI-B4/KI-B4.1.2b_Entscheidungsbäume_Musterlösung.docx
@@ -1,6 +1,6 @@
 
 <file path=word/document.xml><?xml version="1.0" encoding="utf-8"?>
-<w:document xmlns:wpc="http://schemas.microsoft.com/office/word/2010/wordprocessingCanvas" xmlns:cx="http://schemas.microsoft.com/office/drawing/2014/chartex" xmlns:cx1="http://schemas.microsoft.com/office/drawing/2015/9/8/chartex" xmlns:cx2="http://schemas.microsoft.com/office/drawing/2015/10/21/chartex" xmlns:cx3="http://schemas.microsoft.com/office/drawing/2016/5/9/chartex" xmlns:cx4="http://schemas.microsoft.com/office/drawing/2016/5/10/chartex" xmlns:cx5="http://schemas.microsoft.com/office/drawing/2016/5/11/chartex" xmlns:cx6="http://schemas.microsoft.com/office/drawing/2016/5/12/chartex" xmlns:cx7="http://schemas.microsoft.com/office/drawing/2016/5/13/chartex" xmlns:cx8="http://schemas.microsoft.com/office/drawing/2016/5/14/chartex" xmlns:mc="http://schemas.openxmlformats.org/markup-compatibility/2006" xmlns:aink="http://schemas.microsoft.com/office/drawing/2016/ink" xmlns:am3d="http://schemas.microsoft.com/office/drawing/2017/model3d" xmlns:o="urn:schemas-microsoft-com:office:office" xmlns:r="http://schemas.openxmlformats.org/officeDocument/2006/relationships" xmlns:m="http://schemas.openxmlformats.org/officeDocument/2006/math" xmlns:v="urn:schemas-microsoft-com:vml" xmlns:wp14="http://schemas.microsoft.com/office/word/2010/wordprocessingDrawing" xmlns:wp="http://schemas.openxmlformats.org/drawingml/2006/wordprocessingDrawing" xmlns:w10="urn:schemas-microsoft-com:office:word" xmlns:w="http://schemas.openxmlformats.org/wordprocessingml/2006/main" xmlns:w14="http://schemas.microsoft.com/office/word/2010/wordml" xmlns:w15="http://schemas.microsoft.com/office/word/2012/wordml" xmlns:w16cex="http://schemas.microsoft.com/office/word/2018/wordml/cex" xmlns:w16cid="http://schemas.microsoft.com/office/word/2016/wordml/cid" xmlns:w16="http://schemas.microsoft.com/office/word/2018/wordml" xmlns:w16sdtdh="http://schemas.microsoft.com/office/word/2020/wordml/sdtdatahash" xmlns:w16se="http://schemas.microsoft.com/office/word/2015/wordml/symex" xmlns:wpg="http://schemas.microsoft.com/office/word/2010/wordprocessingGroup" xmlns:wpi="http://schemas.microsoft.com/office/word/2010/wordprocessingInk" xmlns:wne="http://schemas.microsoft.com/office/word/2006/wordml" xmlns:wps="http://schemas.microsoft.com/office/word/2010/wordprocessingShape" mc:Ignorable="w14 w15 w16se w16cid w16 w16cex w16sdtdh wp14">
+<w:document xmlns:wpc="http://schemas.microsoft.com/office/word/2010/wordprocessingCanvas" xmlns:cx="http://schemas.microsoft.com/office/drawing/2014/chartex" xmlns:cx1="http://schemas.microsoft.com/office/drawing/2015/9/8/chartex" xmlns:cx2="http://schemas.microsoft.com/office/drawing/2015/10/21/chartex" xmlns:cx3="http://schemas.microsoft.com/office/drawing/2016/5/9/chartex" xmlns:cx4="http://schemas.microsoft.com/office/drawing/2016/5/10/chartex" xmlns:cx5="http://schemas.microsoft.com/office/drawing/2016/5/11/chartex" xmlns:cx6="http://schemas.microsoft.com/office/drawing/2016/5/12/chartex" xmlns:cx7="http://schemas.microsoft.com/office/drawing/2016/5/13/chartex" xmlns:cx8="http://schemas.microsoft.com/office/drawing/2016/5/14/chartex" xmlns:mc="http://schemas.openxmlformats.org/markup-compatibility/2006" xmlns:aink="http://schemas.microsoft.com/office/drawing/2016/ink" xmlns:am3d="http://schemas.microsoft.com/office/drawing/2017/model3d" xmlns:o="urn:schemas-microsoft-com:office:office" xmlns:oel="http://schemas.microsoft.com/office/2019/extlst" xmlns:r="http://schemas.openxmlformats.org/officeDocument/2006/relationships" xmlns:m="http://schemas.openxmlformats.org/officeDocument/2006/math" xmlns:v="urn:schemas-microsoft-com:vml" xmlns:wp14="http://schemas.microsoft.com/office/word/2010/wordprocessingDrawing" xmlns:wp="http://schemas.openxmlformats.org/drawingml/2006/wordprocessingDrawing" xmlns:w10="urn:schemas-microsoft-com:office:word" xmlns:w="http://schemas.openxmlformats.org/wordprocessingml/2006/main" xmlns:w14="http://schemas.microsoft.com/office/word/2010/wordml" xmlns:w15="http://schemas.microsoft.com/office/word/2012/wordml" xmlns:w16cex="http://schemas.microsoft.com/office/word/2018/wordml/cex" xmlns:w16cid="http://schemas.microsoft.com/office/word/2016/wordml/cid" xmlns:w16="http://schemas.microsoft.com/office/word/2018/wordml" xmlns:w16sdtdh="http://schemas.microsoft.com/office/word/2020/wordml/sdtdatahash" xmlns:w16se="http://schemas.microsoft.com/office/word/2015/wordml/symex" xmlns:wpg="http://schemas.microsoft.com/office/word/2010/wordprocessingGroup" xmlns:wpi="http://schemas.microsoft.com/office/word/2010/wordprocessingInk" xmlns:wne="http://schemas.microsoft.com/office/word/2006/wordml" xmlns:wps="http://schemas.microsoft.com/office/word/2010/wordprocessingShape" mc:Ignorable="w14 w15 w16se w16cid w16 w16cex w16sdtdh wp14">
   <w:body>
     <w:p>
       <w:pPr>
@@ -16,6 +16,7 @@
       <w:pPr>
         <w:pStyle w:val="berschrift1"/>
       </w:pPr>
+      <w:commentRangeStart w:id="0"/>
       <w:proofErr w:type="spellStart"/>
       <w:r>
         <w:t>Aufgabenblatt</w:t>
@@ -44,7 +45,15 @@
       <w:r>
         <w:t>Entscheidungsbäumen</w:t>
       </w:r>
+      <w:commentRangeEnd w:id="0"/>
       <w:proofErr w:type="spellEnd"/>
+      <w:r>
+        <w:rPr>
+          <w:rStyle w:val="Kommentarzeichen"/>
+          <w:b w:val="0"/>
+        </w:rPr>
+        <w:commentReference w:id="0"/>
+      </w:r>
     </w:p>
     <w:p>
       <w:pPr>
@@ -52,6 +61,7 @@
         <w:autoSpaceDE/>
         <w:autoSpaceDN/>
         <w:spacing w:beforeLines="60" w:before="144" w:after="160" w:line="288" w:lineRule="auto"/>
+        <w:jc w:val="both"/>
         <w:rPr>
           <w:rFonts w:eastAsiaTheme="minorEastAsia"/>
           <w:color w:val="000000"/>
@@ -68,7 +78,7 @@
           <w:szCs w:val="21"/>
           <w:lang w:val="de-DE" w:eastAsia="de-DE"/>
         </w:rPr>
-        <w:t>Als Tierpflegerin bzw. Tierpfleger sind wir für die Fütterung der Affen zuständig. Dabei müssen wir aufpassen: Manche Affen beißen. Von den Affen im Zoo wissen wir bereits, ob sie beißen. Allerdings werden bald neue Tiere zur Gruppe hinzukommen. Wir müssen uns daher überlegen, wie wir herausfinden können, welche neuen Affen beißen und welche nicht</w:t>
+        <w:t>Als Tierpfleger</w:t>
       </w:r>
       <w:r>
         <w:rPr>
@@ -78,7 +88,7 @@
           <w:szCs w:val="21"/>
           <w:lang w:val="de-DE" w:eastAsia="de-DE"/>
         </w:rPr>
-        <w:t xml:space="preserve"> </w:t>
+        <w:t>*innen</w:t>
       </w:r>
       <w:r>
         <w:rPr>
@@ -88,17 +98,77 @@
           <w:szCs w:val="21"/>
           <w:lang w:val="de-DE" w:eastAsia="de-DE"/>
         </w:rPr>
-        <w:t>am besten ohne ihren Zähnen zu nahe zu kommen.</w:t>
+        <w:t xml:space="preserve"> sind wir für die Fütterung der Affen zuständig. Dabei müssen wir aufpassen: Manche Affen beißen. Von den Affen im Zoo wissen wir bereits, ob sie beißen. Allerdings werden bald neue Tiere zur Gruppe hinzukommen. Wir müssen uns daher überlegen, wie wir herausfinden können, welche neuen Affen beißen und welche nicht</w:t>
+      </w:r>
+      <w:r>
+        <w:rPr>
+          <w:rFonts w:eastAsiaTheme="minorEastAsia"/>
+          <w:color w:val="000000"/>
+          <w:sz w:val="21"/>
+          <w:szCs w:val="21"/>
+          <w:lang w:val="de-DE" w:eastAsia="de-DE"/>
+        </w:rPr>
+        <w:t xml:space="preserve"> </w:t>
+      </w:r>
+      <w:r>
+        <w:rPr>
+          <w:sz w:val="21"/>
+          <w:szCs w:val="21"/>
+          <w:lang w:val="de-DE" w:eastAsia="de-DE"/>
+        </w:rPr>
+        <w:t>–</w:t>
+      </w:r>
+      <w:r>
+        <w:rPr>
+          <w:sz w:val="21"/>
+          <w:szCs w:val="21"/>
+          <w:lang w:val="de-DE" w:eastAsia="de-DE"/>
+        </w:rPr>
+        <w:t xml:space="preserve"> </w:t>
+      </w:r>
+      <w:r>
+        <w:rPr>
+          <w:rFonts w:eastAsiaTheme="minorEastAsia"/>
+          <w:color w:val="000000"/>
+          <w:sz w:val="21"/>
+          <w:szCs w:val="21"/>
+          <w:lang w:val="de-DE" w:eastAsia="de-DE"/>
+        </w:rPr>
+        <w:t xml:space="preserve">am </w:t>
+      </w:r>
+      <w:proofErr w:type="gramStart"/>
+      <w:r>
+        <w:rPr>
+          <w:rFonts w:eastAsiaTheme="minorEastAsia"/>
+          <w:color w:val="000000"/>
+          <w:sz w:val="21"/>
+          <w:szCs w:val="21"/>
+          <w:lang w:val="de-DE" w:eastAsia="de-DE"/>
+        </w:rPr>
+        <w:t>besten</w:t>
+      </w:r>
+      <w:proofErr w:type="gramEnd"/>
+      <w:r>
+        <w:rPr>
+          <w:rFonts w:eastAsiaTheme="minorEastAsia"/>
+          <w:color w:val="000000"/>
+          <w:sz w:val="21"/>
+          <w:szCs w:val="21"/>
+          <w:lang w:val="de-DE" w:eastAsia="de-DE"/>
+        </w:rPr>
+        <w:t xml:space="preserve"> ohne ihren Zähnen zu nahe zu kommen.</w:t>
       </w:r>
     </w:p>
     <w:p>
       <w:pPr>
         <w:pStyle w:val="berschrift1"/>
+        <w:jc w:val="both"/>
       </w:pPr>
     </w:p>
     <w:p>
       <w:pPr>
         <w:pStyle w:val="berschrift1"/>
+        <w:jc w:val="both"/>
       </w:pPr>
       <w:proofErr w:type="spellStart"/>
       <w:r>
@@ -115,6 +185,7 @@
         <w:autoSpaceDE/>
         <w:autoSpaceDN/>
         <w:spacing w:beforeLines="60" w:before="144" w:after="160" w:line="288" w:lineRule="auto"/>
+        <w:jc w:val="both"/>
         <w:rPr>
           <w:rFonts w:eastAsiaTheme="minorEastAsia"/>
           <w:color w:val="000000"/>
@@ -216,7 +287,7 @@
                     <pic:cNvPicPr/>
                   </pic:nvPicPr>
                   <pic:blipFill>
-                    <a:blip r:embed="rId7">
+                    <a:blip r:embed="rId11">
                       <a:extLst>
                         <a:ext uri="{28A0092B-C50C-407E-A947-70E740481C1C}">
                           <a14:useLocalDpi xmlns:a14="http://schemas.microsoft.com/office/drawing/2010/main" val="0"/>
@@ -302,6 +373,7 @@
         <w:pStyle w:val="Textkrper"/>
         <w:spacing w:before="225" w:line="228" w:lineRule="exact"/>
         <w:ind w:right="1523"/>
+        <w:jc w:val="both"/>
         <w:rPr>
           <w:lang w:val="de-DE"/>
         </w:rPr>
@@ -325,6 +397,7 @@
       <w:pPr>
         <w:pStyle w:val="Textkrper"/>
         <w:spacing w:before="3"/>
+        <w:jc w:val="both"/>
         <w:rPr>
           <w:sz w:val="21"/>
           <w:lang w:val="de-DE"/>
@@ -336,6 +409,7 @@
         <w:pStyle w:val="Textkrper"/>
         <w:spacing w:before="1" w:line="220" w:lineRule="exact"/>
         <w:ind w:right="1437"/>
+        <w:jc w:val="both"/>
         <w:rPr>
           <w:lang w:val="de-DE"/>
         </w:rPr>
@@ -385,7 +459,7 @@
                     <pic:cNvPicPr/>
                   </pic:nvPicPr>
                   <pic:blipFill>
-                    <a:blip r:embed="rId8">
+                    <a:blip r:embed="rId12">
                       <a:extLst>
                         <a:ext uri="{28A0092B-C50C-407E-A947-70E740481C1C}">
                           <a14:useLocalDpi xmlns:a14="http://schemas.microsoft.com/office/drawing/2010/main" val="0"/>
@@ -438,6 +512,7 @@
         <w:autoSpaceDE/>
         <w:autoSpaceDN/>
         <w:spacing w:beforeLines="60" w:before="144" w:after="160" w:line="288" w:lineRule="auto"/>
+        <w:jc w:val="both"/>
         <w:rPr>
           <w:lang w:val="de-DE"/>
         </w:rPr>
@@ -450,7 +525,7 @@
           <w:szCs w:val="21"/>
           <w:lang w:val="de-DE" w:eastAsia="de-DE"/>
         </w:rPr>
-        <w:t xml:space="preserve">Ein Entscheidungsbaum ist ein Modell, das nun auf weitere Daten angewendet werden kann. </w:t>
+        <w:t>Ein Entscheidungsbaum ist ein Modell, das nun auf weitere Daten angewendet werden kann.</w:t>
       </w:r>
       <w:r>
         <w:rPr>
@@ -460,8 +535,7 @@
           <w:szCs w:val="21"/>
           <w:lang w:val="de-DE" w:eastAsia="de-DE"/>
         </w:rPr>
-        <w:tab/>
-        <w:t xml:space="preserve">  </w:t>
+        <w:t xml:space="preserve"> </w:t>
       </w:r>
       <w:r>
         <w:rPr>
@@ -471,7 +545,7 @@
           <w:szCs w:val="21"/>
           <w:lang w:val="de-DE" w:eastAsia="de-DE"/>
         </w:rPr>
-        <w:t xml:space="preserve">Unser Modell können wir nun mit weiteren Tieren testen, von denen wir bereits wissen, ob sie </w:t>
+        <w:t>Unser Modell können wir nun mit weiteren Tieren testen, von denen wir bereits wissen, ob sie</w:t>
       </w:r>
       <w:r>
         <w:rPr>
@@ -481,7 +555,7 @@
           <w:szCs w:val="21"/>
           <w:lang w:val="de-DE" w:eastAsia="de-DE"/>
         </w:rPr>
-        <w:t xml:space="preserve">             </w:t>
+        <w:t xml:space="preserve"> </w:t>
       </w:r>
       <w:r>
         <w:rPr>
@@ -525,12 +599,8 @@
           <w:lang w:val="de-DE"/>
         </w:rPr>
         <w:sectPr>
-          <w:headerReference w:type="even" r:id="rId9"/>
-          <w:headerReference w:type="default" r:id="rId10"/>
-          <w:footerReference w:type="even" r:id="rId11"/>
-          <w:footerReference w:type="default" r:id="rId12"/>
-          <w:headerReference w:type="first" r:id="rId13"/>
-          <w:footerReference w:type="first" r:id="rId14"/>
+          <w:headerReference w:type="default" r:id="rId13"/>
+          <w:footerReference w:type="default" r:id="rId14"/>
           <w:type w:val="continuous"/>
           <w:pgSz w:w="11910" w:h="16840"/>
           <w:pgMar w:top="880" w:right="580" w:bottom="640" w:left="1300" w:header="720" w:footer="572" w:gutter="0"/>
@@ -557,6 +627,7 @@
         </w:tabs>
         <w:spacing w:before="92"/>
         <w:ind w:left="377" w:hanging="76"/>
+        <w:jc w:val="both"/>
         <w:rPr>
           <w:sz w:val="21"/>
           <w:szCs w:val="21"/>
@@ -629,6 +700,7 @@
         </w:tabs>
         <w:spacing w:line="258" w:lineRule="exact"/>
         <w:ind w:left="377" w:hanging="76"/>
+        <w:jc w:val="both"/>
         <w:rPr>
           <w:sz w:val="21"/>
           <w:szCs w:val="21"/>
@@ -648,6 +720,7 @@
         </w:tabs>
         <w:spacing w:line="258" w:lineRule="exact"/>
         <w:ind w:hanging="76"/>
+        <w:jc w:val="both"/>
         <w:rPr>
           <w:sz w:val="21"/>
           <w:szCs w:val="21"/>
@@ -786,6 +859,7 @@
         <w:autoSpaceDN/>
         <w:spacing w:beforeLines="60" w:before="144" w:after="160" w:line="288" w:lineRule="auto"/>
         <w:ind w:left="284"/>
+        <w:jc w:val="both"/>
         <w:rPr>
           <w:rFonts w:eastAsiaTheme="minorEastAsia"/>
           <w:color w:val="000000"/>
@@ -813,6 +887,7 @@
         </w:tabs>
         <w:spacing w:line="240" w:lineRule="exact"/>
         <w:ind w:left="284" w:firstLine="0"/>
+        <w:jc w:val="both"/>
         <w:rPr>
           <w:sz w:val="21"/>
           <w:szCs w:val="21"/>
@@ -858,6 +933,7 @@
         <w:pStyle w:val="Textkrper"/>
         <w:spacing w:before="11" w:line="228" w:lineRule="exact"/>
         <w:ind w:left="284" w:right="1394"/>
+        <w:jc w:val="both"/>
         <w:rPr>
           <w:rFonts w:eastAsiaTheme="minorEastAsia"/>
           <w:color w:val="000000"/>
@@ -4738,8 +4814,47 @@
 </w:document>
 </file>
 
+<file path=word/comments.xml><?xml version="1.0" encoding="utf-8"?>
+<w:comments xmlns:wpc="http://schemas.microsoft.com/office/word/2010/wordprocessingCanvas" xmlns:cx="http://schemas.microsoft.com/office/drawing/2014/chartex" xmlns:cx1="http://schemas.microsoft.com/office/drawing/2015/9/8/chartex" xmlns:cx2="http://schemas.microsoft.com/office/drawing/2015/10/21/chartex" xmlns:cx3="http://schemas.microsoft.com/office/drawing/2016/5/9/chartex" xmlns:cx4="http://schemas.microsoft.com/office/drawing/2016/5/10/chartex" xmlns:cx5="http://schemas.microsoft.com/office/drawing/2016/5/11/chartex" xmlns:cx6="http://schemas.microsoft.com/office/drawing/2016/5/12/chartex" xmlns:cx7="http://schemas.microsoft.com/office/drawing/2016/5/13/chartex" xmlns:cx8="http://schemas.microsoft.com/office/drawing/2016/5/14/chartex" xmlns:mc="http://schemas.openxmlformats.org/markup-compatibility/2006" xmlns:aink="http://schemas.microsoft.com/office/drawing/2016/ink" xmlns:am3d="http://schemas.microsoft.com/office/drawing/2017/model3d" xmlns:o="urn:schemas-microsoft-com:office:office" xmlns:oel="http://schemas.microsoft.com/office/2019/extlst" xmlns:r="http://schemas.openxmlformats.org/officeDocument/2006/relationships" xmlns:m="http://schemas.openxmlformats.org/officeDocument/2006/math" xmlns:v="urn:schemas-microsoft-com:vml" xmlns:wp14="http://schemas.microsoft.com/office/word/2010/wordprocessingDrawing" xmlns:wp="http://schemas.openxmlformats.org/drawingml/2006/wordprocessingDrawing" xmlns:w10="urn:schemas-microsoft-com:office:word" xmlns:w="http://schemas.openxmlformats.org/wordprocessingml/2006/main" xmlns:w14="http://schemas.microsoft.com/office/word/2010/wordml" xmlns:w15="http://schemas.microsoft.com/office/word/2012/wordml" xmlns:w16cex="http://schemas.microsoft.com/office/word/2018/wordml/cex" xmlns:w16cid="http://schemas.microsoft.com/office/word/2016/wordml/cid" xmlns:w16="http://schemas.microsoft.com/office/word/2018/wordml" xmlns:w16sdtdh="http://schemas.microsoft.com/office/word/2020/wordml/sdtdatahash" xmlns:w16se="http://schemas.microsoft.com/office/word/2015/wordml/symex" xmlns:wpg="http://schemas.microsoft.com/office/word/2010/wordprocessingGroup" xmlns:wpi="http://schemas.microsoft.com/office/word/2010/wordprocessingInk" xmlns:wne="http://schemas.microsoft.com/office/word/2006/wordml" xmlns:wps="http://schemas.microsoft.com/office/word/2010/wordprocessingShape" mc:Ignorable="w14 w15 w16se w16cid w16 w16cex w16sdtdh wp14">
+  <w:comment w:id="0" w:author="Müller, Maximilian | Wissensfabrik" w:date="2023-07-06T14:32:00Z" w:initials="MM">
+    <w:p>
+      <w:pPr>
+        <w:pStyle w:val="Kommentartext"/>
+      </w:pPr>
+      <w:r>
+        <w:rPr>
+          <w:rStyle w:val="Kommentarzeichen"/>
+        </w:rPr>
+        <w:annotationRef/>
+      </w:r>
+      <w:r>
+        <w:t>Das Seitenlayout/die Formatierung stimmt nicht.</w:t>
+      </w:r>
+    </w:p>
+  </w:comment>
+</w:comments>
+</file>
+
+<file path=word/commentsExtended.xml><?xml version="1.0" encoding="utf-8"?>
+<w15:commentsEx xmlns:wpc="http://schemas.microsoft.com/office/word/2010/wordprocessingCanvas" xmlns:cx="http://schemas.microsoft.com/office/drawing/2014/chartex" xmlns:cx1="http://schemas.microsoft.com/office/drawing/2015/9/8/chartex" xmlns:cx2="http://schemas.microsoft.com/office/drawing/2015/10/21/chartex" xmlns:cx3="http://schemas.microsoft.com/office/drawing/2016/5/9/chartex" xmlns:cx4="http://schemas.microsoft.com/office/drawing/2016/5/10/chartex" xmlns:cx5="http://schemas.microsoft.com/office/drawing/2016/5/11/chartex" xmlns:cx6="http://schemas.microsoft.com/office/drawing/2016/5/12/chartex" xmlns:cx7="http://schemas.microsoft.com/office/drawing/2016/5/13/chartex" xmlns:cx8="http://schemas.microsoft.com/office/drawing/2016/5/14/chartex" xmlns:mc="http://schemas.openxmlformats.org/markup-compatibility/2006" xmlns:aink="http://schemas.microsoft.com/office/drawing/2016/ink" xmlns:am3d="http://schemas.microsoft.com/office/drawing/2017/model3d" xmlns:o="urn:schemas-microsoft-com:office:office" xmlns:oel="http://schemas.microsoft.com/office/2019/extlst" xmlns:r="http://schemas.openxmlformats.org/officeDocument/2006/relationships" xmlns:m="http://schemas.openxmlformats.org/officeDocument/2006/math" xmlns:v="urn:schemas-microsoft-com:vml" xmlns:wp14="http://schemas.microsoft.com/office/word/2010/wordprocessingDrawing" xmlns:wp="http://schemas.openxmlformats.org/drawingml/2006/wordprocessingDrawing" xmlns:w10="urn:schemas-microsoft-com:office:word" xmlns:w="http://schemas.openxmlformats.org/wordprocessingml/2006/main" xmlns:w14="http://schemas.microsoft.com/office/word/2010/wordml" xmlns:w15="http://schemas.microsoft.com/office/word/2012/wordml" xmlns:w16cex="http://schemas.microsoft.com/office/word/2018/wordml/cex" xmlns:w16cid="http://schemas.microsoft.com/office/word/2016/wordml/cid" xmlns:w16="http://schemas.microsoft.com/office/word/2018/wordml" xmlns:w16sdtdh="http://schemas.microsoft.com/office/word/2020/wordml/sdtdatahash" xmlns:w16se="http://schemas.microsoft.com/office/word/2015/wordml/symex" xmlns:wpg="http://schemas.microsoft.com/office/word/2010/wordprocessingGroup" xmlns:wpi="http://schemas.microsoft.com/office/word/2010/wordprocessingInk" xmlns:wne="http://schemas.microsoft.com/office/word/2006/wordml" xmlns:wps="http://schemas.microsoft.com/office/word/2010/wordprocessingShape" mc:Ignorable="w14 w15 w16se w16cid w16 w16cex w16sdtdh wp14">
+  <w15:commentEx w15:paraId="13256BA2" w15:done="0"/>
+</w15:commentsEx>
+</file>
+
+<file path=word/commentsExtensible.xml><?xml version="1.0" encoding="utf-8"?>
+<w16cex:commentsExtensible xmlns:wpc="http://schemas.microsoft.com/office/word/2010/wordprocessingCanvas" xmlns:cx="http://schemas.microsoft.com/office/drawing/2014/chartex" xmlns:cx1="http://schemas.microsoft.com/office/drawing/2015/9/8/chartex" xmlns:cx2="http://schemas.microsoft.com/office/drawing/2015/10/21/chartex" xmlns:cx3="http://schemas.microsoft.com/office/drawing/2016/5/9/chartex" xmlns:cx4="http://schemas.microsoft.com/office/drawing/2016/5/10/chartex" xmlns:cx5="http://schemas.microsoft.com/office/drawing/2016/5/11/chartex" xmlns:cx6="http://schemas.microsoft.com/office/drawing/2016/5/12/chartex" xmlns:cx7="http://schemas.microsoft.com/office/drawing/2016/5/13/chartex" xmlns:cx8="http://schemas.microsoft.com/office/drawing/2016/5/14/chartex" xmlns:mc="http://schemas.openxmlformats.org/markup-compatibility/2006" xmlns:aink="http://schemas.microsoft.com/office/drawing/2016/ink" xmlns:am3d="http://schemas.microsoft.com/office/drawing/2017/model3d" xmlns:o="urn:schemas-microsoft-com:office:office" xmlns:oel="http://schemas.microsoft.com/office/2019/extlst" xmlns:r="http://schemas.openxmlformats.org/officeDocument/2006/relationships" xmlns:m="http://schemas.openxmlformats.org/officeDocument/2006/math" xmlns:v="urn:schemas-microsoft-com:vml" xmlns:wp14="http://schemas.microsoft.com/office/word/2010/wordprocessingDrawing" xmlns:wp="http://schemas.openxmlformats.org/drawingml/2006/wordprocessingDrawing" xmlns:w10="urn:schemas-microsoft-com:office:word" xmlns:w="http://schemas.openxmlformats.org/wordprocessingml/2006/main" xmlns:w14="http://schemas.microsoft.com/office/word/2010/wordml" xmlns:w15="http://schemas.microsoft.com/office/word/2012/wordml" xmlns:w16cex="http://schemas.microsoft.com/office/word/2018/wordml/cex" xmlns:w16cid="http://schemas.microsoft.com/office/word/2016/wordml/cid" xmlns:w16="http://schemas.microsoft.com/office/word/2018/wordml" xmlns:w16sdtdh="http://schemas.microsoft.com/office/word/2020/wordml/sdtdatahash" xmlns:w16se="http://schemas.microsoft.com/office/word/2015/wordml/symex" xmlns:wpg="http://schemas.microsoft.com/office/word/2010/wordprocessingGroup" xmlns:wpi="http://schemas.microsoft.com/office/word/2010/wordprocessingInk" xmlns:wne="http://schemas.microsoft.com/office/word/2006/wordml" xmlns:wps="http://schemas.microsoft.com/office/word/2010/wordprocessingShape" mc:Ignorable="w14 w15 w16se w16cid w16 w16cex w16sdtdh wp14">
+  <w16cex:commentExtensible w16cex:durableId="28514EF7" w16cex:dateUtc="2023-07-06T12:32:00Z"/>
+</w16cex:commentsExtensible>
+</file>
+
+<file path=word/commentsIds.xml><?xml version="1.0" encoding="utf-8"?>
+<w16cid:commentsIds xmlns:wpc="http://schemas.microsoft.com/office/word/2010/wordprocessingCanvas" xmlns:cx="http://schemas.microsoft.com/office/drawing/2014/chartex" xmlns:cx1="http://schemas.microsoft.com/office/drawing/2015/9/8/chartex" xmlns:cx2="http://schemas.microsoft.com/office/drawing/2015/10/21/chartex" xmlns:cx3="http://schemas.microsoft.com/office/drawing/2016/5/9/chartex" xmlns:cx4="http://schemas.microsoft.com/office/drawing/2016/5/10/chartex" xmlns:cx5="http://schemas.microsoft.com/office/drawing/2016/5/11/chartex" xmlns:cx6="http://schemas.microsoft.com/office/drawing/2016/5/12/chartex" xmlns:cx7="http://schemas.microsoft.com/office/drawing/2016/5/13/chartex" xmlns:cx8="http://schemas.microsoft.com/office/drawing/2016/5/14/chartex" xmlns:mc="http://schemas.openxmlformats.org/markup-compatibility/2006" xmlns:aink="http://schemas.microsoft.com/office/drawing/2016/ink" xmlns:am3d="http://schemas.microsoft.com/office/drawing/2017/model3d" xmlns:o="urn:schemas-microsoft-com:office:office" xmlns:oel="http://schemas.microsoft.com/office/2019/extlst" xmlns:r="http://schemas.openxmlformats.org/officeDocument/2006/relationships" xmlns:m="http://schemas.openxmlformats.org/officeDocument/2006/math" xmlns:v="urn:schemas-microsoft-com:vml" xmlns:wp14="http://schemas.microsoft.com/office/word/2010/wordprocessingDrawing" xmlns:wp="http://schemas.openxmlformats.org/drawingml/2006/wordprocessingDrawing" xmlns:w10="urn:schemas-microsoft-com:office:word" xmlns:w="http://schemas.openxmlformats.org/wordprocessingml/2006/main" xmlns:w14="http://schemas.microsoft.com/office/word/2010/wordml" xmlns:w15="http://schemas.microsoft.com/office/word/2012/wordml" xmlns:w16cex="http://schemas.microsoft.com/office/word/2018/wordml/cex" xmlns:w16cid="http://schemas.microsoft.com/office/word/2016/wordml/cid" xmlns:w16="http://schemas.microsoft.com/office/word/2018/wordml" xmlns:w16sdtdh="http://schemas.microsoft.com/office/word/2020/wordml/sdtdatahash" xmlns:w16se="http://schemas.microsoft.com/office/word/2015/wordml/symex" xmlns:wpg="http://schemas.microsoft.com/office/word/2010/wordprocessingGroup" xmlns:wpi="http://schemas.microsoft.com/office/word/2010/wordprocessingInk" xmlns:wne="http://schemas.microsoft.com/office/word/2006/wordml" xmlns:wps="http://schemas.microsoft.com/office/word/2010/wordprocessingShape" mc:Ignorable="w14 w15 w16se w16cid w16 w16cex w16sdtdh wp14">
+  <w16cid:commentId w16cid:paraId="13256BA2" w16cid:durableId="28514EF7"/>
+</w16cid:commentsIds>
+</file>
+
 <file path=word/endnotes.xml><?xml version="1.0" encoding="utf-8"?>
-<w:endnotes xmlns:wpc="http://schemas.microsoft.com/office/word/2010/wordprocessingCanvas" xmlns:cx="http://schemas.microsoft.com/office/drawing/2014/chartex" xmlns:cx1="http://schemas.microsoft.com/office/drawing/2015/9/8/chartex" xmlns:cx2="http://schemas.microsoft.com/office/drawing/2015/10/21/chartex" xmlns:cx3="http://schemas.microsoft.com/office/drawing/2016/5/9/chartex" xmlns:cx4="http://schemas.microsoft.com/office/drawing/2016/5/10/chartex" xmlns:cx5="http://schemas.microsoft.com/office/drawing/2016/5/11/chartex" xmlns:cx6="http://schemas.microsoft.com/office/drawing/2016/5/12/chartex" xmlns:cx7="http://schemas.microsoft.com/office/drawing/2016/5/13/chartex" xmlns:cx8="http://schemas.microsoft.com/office/drawing/2016/5/14/chartex" xmlns:mc="http://schemas.openxmlformats.org/markup-compatibility/2006" xmlns:aink="http://schemas.microsoft.com/office/drawing/2016/ink" xmlns:am3d="http://schemas.microsoft.com/office/drawing/2017/model3d" xmlns:o="urn:schemas-microsoft-com:office:office" xmlns:r="http://schemas.openxmlformats.org/officeDocument/2006/relationships" xmlns:m="http://schemas.openxmlformats.org/officeDocument/2006/math" xmlns:v="urn:schemas-microsoft-com:vml" xmlns:wp14="http://schemas.microsoft.com/office/word/2010/wordprocessingDrawing" xmlns:wp="http://schemas.openxmlformats.org/drawingml/2006/wordprocessingDrawing" xmlns:w10="urn:schemas-microsoft-com:office:word" xmlns:w="http://schemas.openxmlformats.org/wordprocessingml/2006/main" xmlns:w14="http://schemas.microsoft.com/office/word/2010/wordml" xmlns:w15="http://schemas.microsoft.com/office/word/2012/wordml" xmlns:w16cex="http://schemas.microsoft.com/office/word/2018/wordml/cex" xmlns:w16cid="http://schemas.microsoft.com/office/word/2016/wordml/cid" xmlns:w16="http://schemas.microsoft.com/office/word/2018/wordml" xmlns:w16sdtdh="http://schemas.microsoft.com/office/word/2020/wordml/sdtdatahash" xmlns:w16se="http://schemas.microsoft.com/office/word/2015/wordml/symex" xmlns:wpg="http://schemas.microsoft.com/office/word/2010/wordprocessingGroup" xmlns:wpi="http://schemas.microsoft.com/office/word/2010/wordprocessingInk" xmlns:wne="http://schemas.microsoft.com/office/word/2006/wordml" xmlns:wps="http://schemas.microsoft.com/office/word/2010/wordprocessingShape" mc:Ignorable="w14 w15 w16se w16cid w16 w16cex w16sdtdh wp14">
+<w:endnotes xmlns:wpc="http://schemas.microsoft.com/office/word/2010/wordprocessingCanvas" xmlns:cx="http://schemas.microsoft.com/office/drawing/2014/chartex" xmlns:cx1="http://schemas.microsoft.com/office/drawing/2015/9/8/chartex" xmlns:cx2="http://schemas.microsoft.com/office/drawing/2015/10/21/chartex" xmlns:cx3="http://schemas.microsoft.com/office/drawing/2016/5/9/chartex" xmlns:cx4="http://schemas.microsoft.com/office/drawing/2016/5/10/chartex" xmlns:cx5="http://schemas.microsoft.com/office/drawing/2016/5/11/chartex" xmlns:cx6="http://schemas.microsoft.com/office/drawing/2016/5/12/chartex" xmlns:cx7="http://schemas.microsoft.com/office/drawing/2016/5/13/chartex" xmlns:cx8="http://schemas.microsoft.com/office/drawing/2016/5/14/chartex" xmlns:mc="http://schemas.openxmlformats.org/markup-compatibility/2006" xmlns:aink="http://schemas.microsoft.com/office/drawing/2016/ink" xmlns:am3d="http://schemas.microsoft.com/office/drawing/2017/model3d" xmlns:o="urn:schemas-microsoft-com:office:office" xmlns:oel="http://schemas.microsoft.com/office/2019/extlst" xmlns:r="http://schemas.openxmlformats.org/officeDocument/2006/relationships" xmlns:m="http://schemas.openxmlformats.org/officeDocument/2006/math" xmlns:v="urn:schemas-microsoft-com:vml" xmlns:wp14="http://schemas.microsoft.com/office/word/2010/wordprocessingDrawing" xmlns:wp="http://schemas.openxmlformats.org/drawingml/2006/wordprocessingDrawing" xmlns:w10="urn:schemas-microsoft-com:office:word" xmlns:w="http://schemas.openxmlformats.org/wordprocessingml/2006/main" xmlns:w14="http://schemas.microsoft.com/office/word/2010/wordml" xmlns:w15="http://schemas.microsoft.com/office/word/2012/wordml" xmlns:w16cex="http://schemas.microsoft.com/office/word/2018/wordml/cex" xmlns:w16cid="http://schemas.microsoft.com/office/word/2016/wordml/cid" xmlns:w16="http://schemas.microsoft.com/office/word/2018/wordml" xmlns:w16sdtdh="http://schemas.microsoft.com/office/word/2020/wordml/sdtdatahash" xmlns:w16se="http://schemas.microsoft.com/office/word/2015/wordml/symex" xmlns:wpg="http://schemas.microsoft.com/office/word/2010/wordprocessingGroup" xmlns:wpi="http://schemas.microsoft.com/office/word/2010/wordprocessingInk" xmlns:wne="http://schemas.microsoft.com/office/word/2006/wordml" xmlns:wps="http://schemas.microsoft.com/office/word/2010/wordprocessingShape" mc:Ignorable="w14 w15 w16se w16cid w16 w16cex w16sdtdh wp14">
   <w:endnote w:type="separator" w:id="-1">
     <w:p>
       <w:r>
@@ -4758,17 +4873,7 @@
 </file>
 
 <file path=word/footer1.xml><?xml version="1.0" encoding="utf-8"?>
-<w:ftr xmlns:wpc="http://schemas.microsoft.com/office/word/2010/wordprocessingCanvas" xmlns:cx="http://schemas.microsoft.com/office/drawing/2014/chartex" xmlns:cx1="http://schemas.microsoft.com/office/drawing/2015/9/8/chartex" xmlns:cx2="http://schemas.microsoft.com/office/drawing/2015/10/21/chartex" xmlns:cx3="http://schemas.microsoft.com/office/drawing/2016/5/9/chartex" xmlns:cx4="http://schemas.microsoft.com/office/drawing/2016/5/10/chartex" xmlns:cx5="http://schemas.microsoft.com/office/drawing/2016/5/11/chartex" xmlns:cx6="http://schemas.microsoft.com/office/drawing/2016/5/12/chartex" xmlns:cx7="http://schemas.microsoft.com/office/drawing/2016/5/13/chartex" xmlns:cx8="http://schemas.microsoft.com/office/drawing/2016/5/14/chartex" xmlns:mc="http://schemas.openxmlformats.org/markup-compatibility/2006" xmlns:aink="http://schemas.microsoft.com/office/drawing/2016/ink" xmlns:am3d="http://schemas.microsoft.com/office/drawing/2017/model3d" xmlns:o="urn:schemas-microsoft-com:office:office" xmlns:r="http://schemas.openxmlformats.org/officeDocument/2006/relationships" xmlns:m="http://schemas.openxmlformats.org/officeDocument/2006/math" xmlns:v="urn:schemas-microsoft-com:vml" xmlns:wp14="http://schemas.microsoft.com/office/word/2010/wordprocessingDrawing" xmlns:wp="http://schemas.openxmlformats.org/drawingml/2006/wordprocessingDrawing" xmlns:w10="urn:schemas-microsoft-com:office:word" xmlns:w="http://schemas.openxmlformats.org/wordprocessingml/2006/main" xmlns:w14="http://schemas.microsoft.com/office/word/2010/wordml" xmlns:w15="http://schemas.microsoft.com/office/word/2012/wordml" xmlns:w16cex="http://schemas.microsoft.com/office/word/2018/wordml/cex" xmlns:w16cid="http://schemas.microsoft.com/office/word/2016/wordml/cid" xmlns:w16="http://schemas.microsoft.com/office/word/2018/wordml" xmlns:w16sdtdh="http://schemas.microsoft.com/office/word/2020/wordml/sdtdatahash" xmlns:w16se="http://schemas.microsoft.com/office/word/2015/wordml/symex" xmlns:wpg="http://schemas.microsoft.com/office/word/2010/wordprocessingGroup" xmlns:wpi="http://schemas.microsoft.com/office/word/2010/wordprocessingInk" xmlns:wne="http://schemas.microsoft.com/office/word/2006/wordml" xmlns:wps="http://schemas.microsoft.com/office/word/2010/wordprocessingShape" mc:Ignorable="w14 w15 w16se w16cid w16 w16cex w16sdtdh wp14">
-  <w:p>
-    <w:pPr>
-      <w:pStyle w:val="Fuzeile"/>
-    </w:pPr>
-  </w:p>
-</w:ftr>
-</file>
-
-<file path=word/footer2.xml><?xml version="1.0" encoding="utf-8"?>
-<w:ftr xmlns:wpc="http://schemas.microsoft.com/office/word/2010/wordprocessingCanvas" xmlns:cx="http://schemas.microsoft.com/office/drawing/2014/chartex" xmlns:cx1="http://schemas.microsoft.com/office/drawing/2015/9/8/chartex" xmlns:cx2="http://schemas.microsoft.com/office/drawing/2015/10/21/chartex" xmlns:cx3="http://schemas.microsoft.com/office/drawing/2016/5/9/chartex" xmlns:cx4="http://schemas.microsoft.com/office/drawing/2016/5/10/chartex" xmlns:cx5="http://schemas.microsoft.com/office/drawing/2016/5/11/chartex" xmlns:cx6="http://schemas.microsoft.com/office/drawing/2016/5/12/chartex" xmlns:cx7="http://schemas.microsoft.com/office/drawing/2016/5/13/chartex" xmlns:cx8="http://schemas.microsoft.com/office/drawing/2016/5/14/chartex" xmlns:mc="http://schemas.openxmlformats.org/markup-compatibility/2006" xmlns:aink="http://schemas.microsoft.com/office/drawing/2016/ink" xmlns:am3d="http://schemas.microsoft.com/office/drawing/2017/model3d" xmlns:o="urn:schemas-microsoft-com:office:office" xmlns:r="http://schemas.openxmlformats.org/officeDocument/2006/relationships" xmlns:m="http://schemas.openxmlformats.org/officeDocument/2006/math" xmlns:v="urn:schemas-microsoft-com:vml" xmlns:wp14="http://schemas.microsoft.com/office/word/2010/wordprocessingDrawing" xmlns:wp="http://schemas.openxmlformats.org/drawingml/2006/wordprocessingDrawing" xmlns:w10="urn:schemas-microsoft-com:office:word" xmlns:w="http://schemas.openxmlformats.org/wordprocessingml/2006/main" xmlns:w14="http://schemas.microsoft.com/office/word/2010/wordml" xmlns:w15="http://schemas.microsoft.com/office/word/2012/wordml" xmlns:w16cex="http://schemas.microsoft.com/office/word/2018/wordml/cex" xmlns:w16cid="http://schemas.microsoft.com/office/word/2016/wordml/cid" xmlns:w16="http://schemas.microsoft.com/office/word/2018/wordml" xmlns:w16sdtdh="http://schemas.microsoft.com/office/word/2020/wordml/sdtdatahash" xmlns:w16se="http://schemas.microsoft.com/office/word/2015/wordml/symex" xmlns:wpg="http://schemas.microsoft.com/office/word/2010/wordprocessingGroup" xmlns:wpi="http://schemas.microsoft.com/office/word/2010/wordprocessingInk" xmlns:wne="http://schemas.microsoft.com/office/word/2006/wordml" xmlns:wps="http://schemas.microsoft.com/office/word/2010/wordprocessingShape" mc:Ignorable="w14 w15 w16se w16cid w16 w16cex w16sdtdh wp14">
+<w:ftr xmlns:wpc="http://schemas.microsoft.com/office/word/2010/wordprocessingCanvas" xmlns:cx="http://schemas.microsoft.com/office/drawing/2014/chartex" xmlns:cx1="http://schemas.microsoft.com/office/drawing/2015/9/8/chartex" xmlns:cx2="http://schemas.microsoft.com/office/drawing/2015/10/21/chartex" xmlns:cx3="http://schemas.microsoft.com/office/drawing/2016/5/9/chartex" xmlns:cx4="http://schemas.microsoft.com/office/drawing/2016/5/10/chartex" xmlns:cx5="http://schemas.microsoft.com/office/drawing/2016/5/11/chartex" xmlns:cx6="http://schemas.microsoft.com/office/drawing/2016/5/12/chartex" xmlns:cx7="http://schemas.microsoft.com/office/drawing/2016/5/13/chartex" xmlns:cx8="http://schemas.microsoft.com/office/drawing/2016/5/14/chartex" xmlns:mc="http://schemas.openxmlformats.org/markup-compatibility/2006" xmlns:aink="http://schemas.microsoft.com/office/drawing/2016/ink" xmlns:am3d="http://schemas.microsoft.com/office/drawing/2017/model3d" xmlns:o="urn:schemas-microsoft-com:office:office" xmlns:oel="http://schemas.microsoft.com/office/2019/extlst" xmlns:r="http://schemas.openxmlformats.org/officeDocument/2006/relationships" xmlns:m="http://schemas.openxmlformats.org/officeDocument/2006/math" xmlns:v="urn:schemas-microsoft-com:vml" xmlns:wp14="http://schemas.microsoft.com/office/word/2010/wordprocessingDrawing" xmlns:wp="http://schemas.openxmlformats.org/drawingml/2006/wordprocessingDrawing" xmlns:w10="urn:schemas-microsoft-com:office:word" xmlns:w="http://schemas.openxmlformats.org/wordprocessingml/2006/main" xmlns:w14="http://schemas.microsoft.com/office/word/2010/wordml" xmlns:w15="http://schemas.microsoft.com/office/word/2012/wordml" xmlns:w16cex="http://schemas.microsoft.com/office/word/2018/wordml/cex" xmlns:w16cid="http://schemas.microsoft.com/office/word/2016/wordml/cid" xmlns:w16="http://schemas.microsoft.com/office/word/2018/wordml" xmlns:w16sdtdh="http://schemas.microsoft.com/office/word/2020/wordml/sdtdatahash" xmlns:w16se="http://schemas.microsoft.com/office/word/2015/wordml/symex" xmlns:wpg="http://schemas.microsoft.com/office/word/2010/wordprocessingGroup" xmlns:wpi="http://schemas.microsoft.com/office/word/2010/wordprocessingInk" xmlns:wne="http://schemas.microsoft.com/office/word/2006/wordml" xmlns:wps="http://schemas.microsoft.com/office/word/2010/wordprocessingShape" mc:Ignorable="w14 w15 w16se w16cid w16 w16cex w16sdtdh wp14">
   <w:p>
     <w:pPr>
       <w:pStyle w:val="Fuzeile"/>
@@ -4778,6 +4883,150 @@
         <w:tab w:val="center" w:pos="5145"/>
       </w:tabs>
     </w:pPr>
+    <w:r>
+      <w:rPr>
+        <w:noProof/>
+      </w:rPr>
+      <mc:AlternateContent>
+        <mc:Choice Requires="wps">
+          <w:drawing>
+            <wp:anchor distT="0" distB="0" distL="114300" distR="114300" simplePos="0" relativeHeight="503306728" behindDoc="1" locked="0" layoutInCell="1" allowOverlap="1" wp14:anchorId="00B848CE" wp14:editId="12B48C60">
+              <wp:simplePos x="0" y="0"/>
+              <wp:positionH relativeFrom="page">
+                <wp:posOffset>813423</wp:posOffset>
+              </wp:positionH>
+              <wp:positionV relativeFrom="page">
+                <wp:posOffset>10338891</wp:posOffset>
+              </wp:positionV>
+              <wp:extent cx="3926871" cy="153670"/>
+              <wp:effectExtent l="0" t="0" r="16510" b="17780"/>
+              <wp:wrapNone/>
+              <wp:docPr id="20" name="Text Box 2"/>
+              <wp:cNvGraphicFramePr>
+                <a:graphicFrameLocks xmlns:a="http://schemas.openxmlformats.org/drawingml/2006/main"/>
+              </wp:cNvGraphicFramePr>
+              <a:graphic xmlns:a="http://schemas.openxmlformats.org/drawingml/2006/main">
+                <a:graphicData uri="http://schemas.microsoft.com/office/word/2010/wordprocessingShape">
+                  <wps:wsp>
+                    <wps:cNvSpPr txBox="1">
+                      <a:spLocks noChangeArrowheads="1"/>
+                    </wps:cNvSpPr>
+                    <wps:spPr bwMode="auto">
+                      <a:xfrm>
+                        <a:off x="0" y="0"/>
+                        <a:ext cx="3926871" cy="153670"/>
+                      </a:xfrm>
+                      <a:prstGeom prst="rect">
+                        <a:avLst/>
+                      </a:prstGeom>
+                      <a:noFill/>
+                      <a:ln>
+                        <a:noFill/>
+                      </a:ln>
+                      <a:extLst>
+                        <a:ext uri="{909E8E84-426E-40DD-AFC4-6F175D3DCCD1}">
+                          <a14:hiddenFill xmlns:a14="http://schemas.microsoft.com/office/drawing/2010/main">
+                            <a:solidFill>
+                              <a:srgbClr val="FFFFFF"/>
+                            </a:solidFill>
+                          </a14:hiddenFill>
+                        </a:ext>
+                        <a:ext uri="{91240B29-F687-4F45-9708-019B960494DF}">
+                          <a14:hiddenLine xmlns:a14="http://schemas.microsoft.com/office/drawing/2010/main" w="9525">
+                            <a:solidFill>
+                              <a:srgbClr val="000000"/>
+                            </a:solidFill>
+                            <a:miter lim="800000"/>
+                            <a:headEnd/>
+                            <a:tailEnd/>
+                          </a14:hiddenLine>
+                        </a:ext>
+                      </a:extLst>
+                    </wps:spPr>
+                    <wps:txbx>
+                      <w:txbxContent>
+                        <w:p>
+                          <w:pPr>
+                            <w:spacing w:before="14"/>
+                            <w:ind w:left="20"/>
+                            <w:rPr>
+                              <w:sz w:val="18"/>
+                              <w:lang w:val="de-DE"/>
+                            </w:rPr>
+                          </w:pPr>
+                          <w:r>
+                            <w:rPr>
+                              <w:sz w:val="18"/>
+                              <w:lang w:val="de-DE"/>
+                            </w:rPr>
+                            <w:t xml:space="preserve">Modul KI-B4 – Von Daten und Bäumen   zuletzt aktualisiert am </w:t>
+                          </w:r>
+                          <w:r>
+                            <w:rPr>
+                              <w:sz w:val="18"/>
+                              <w:lang w:val="de-DE"/>
+                            </w:rPr>
+                            <w:t>03.07.2023</w:t>
+                          </w:r>
+                        </w:p>
+                      </w:txbxContent>
+                    </wps:txbx>
+                    <wps:bodyPr rot="0" vert="horz" wrap="square" lIns="0" tIns="0" rIns="0" bIns="0" anchor="t" anchorCtr="0" upright="1">
+                      <a:noAutofit/>
+                    </wps:bodyPr>
+                  </wps:wsp>
+                </a:graphicData>
+              </a:graphic>
+              <wp14:sizeRelH relativeFrom="page">
+                <wp14:pctWidth>0</wp14:pctWidth>
+              </wp14:sizeRelH>
+              <wp14:sizeRelV relativeFrom="page">
+                <wp14:pctHeight>0</wp14:pctHeight>
+              </wp14:sizeRelV>
+            </wp:anchor>
+          </w:drawing>
+        </mc:Choice>
+        <mc:Fallback>
+          <w:pict>
+            <v:shapetype w14:anchorId="00B848CE" id="_x0000_t202" coordsize="21600,21600" o:spt="202" path="m,l,21600r21600,l21600,xe">
+              <v:stroke joinstyle="miter"/>
+              <v:path gradientshapeok="t" o:connecttype="rect"/>
+            </v:shapetype>
+            <v:shape id="_x0000_s1032" type="#_x0000_t202" style="position:absolute;margin-left:64.05pt;margin-top:814.1pt;width:309.2pt;height:12.1pt;z-index:-9752;visibility:visible;mso-wrap-style:square;mso-width-percent:0;mso-height-percent:0;mso-wrap-distance-left:9pt;mso-wrap-distance-top:0;mso-wrap-distance-right:9pt;mso-wrap-distance-bottom:0;mso-position-horizontal:absolute;mso-position-horizontal-relative:page;mso-position-vertical:absolute;mso-position-vertical-relative:page;mso-width-percent:0;mso-height-percent:0;mso-width-relative:page;mso-height-relative:page;v-text-anchor:top" o:gfxdata="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" filled="f" stroked="f">
+              <v:textbox inset="0,0,0,0">
+                <w:txbxContent>
+                  <w:p>
+                    <w:pPr>
+                      <w:spacing w:before="14"/>
+                      <w:ind w:left="20"/>
+                      <w:rPr>
+                        <w:sz w:val="18"/>
+                        <w:lang w:val="de-DE"/>
+                      </w:rPr>
+                    </w:pPr>
+                    <w:r>
+                      <w:rPr>
+                        <w:sz w:val="18"/>
+                        <w:lang w:val="de-DE"/>
+                      </w:rPr>
+                      <w:t xml:space="preserve">Modul KI-B4 – Von Daten und Bäumen   zuletzt aktualisiert am </w:t>
+                    </w:r>
+                    <w:r>
+                      <w:rPr>
+                        <w:sz w:val="18"/>
+                        <w:lang w:val="de-DE"/>
+                      </w:rPr>
+                      <w:t>03.07.2023</w:t>
+                    </w:r>
+                  </w:p>
+                </w:txbxContent>
+              </v:textbox>
+              <w10:wrap anchorx="page" anchory="page"/>
+            </v:shape>
+          </w:pict>
+        </mc:Fallback>
+      </mc:AlternateContent>
+    </w:r>
     <w:r>
       <w:rPr>
         <w:noProof/>
@@ -5036,7 +5285,25 @@
                               <w:sz w:val="14"/>
                               <w:szCs w:val="14"/>
                             </w:rPr>
-                            <w:t xml:space="preserve"> (CC-BY-NC, Seegerer &amp; Lindner)</w:t>
+                            <w:t xml:space="preserve"> (CC-BY-NC, </w:t>
+                          </w:r>
+                          <w:proofErr w:type="spellStart"/>
+                          <w:r>
+                            <w:rPr>
+                              <w:color w:val="A7A7A7"/>
+                              <w:sz w:val="14"/>
+                              <w:szCs w:val="14"/>
+                            </w:rPr>
+                            <w:t>Seegerer</w:t>
+                          </w:r>
+                          <w:proofErr w:type="spellEnd"/>
+                          <w:r>
+                            <w:rPr>
+                              <w:color w:val="A7A7A7"/>
+                              <w:sz w:val="14"/>
+                              <w:szCs w:val="14"/>
+                            </w:rPr>
+                            <w:t xml:space="preserve"> &amp; Lindner)</w:t>
                           </w:r>
                         </w:p>
                       </w:txbxContent>
@@ -5413,7 +5680,7 @@
       <mc:AlternateContent>
         <mc:Choice Requires="wps">
           <w:drawing>
-            <wp:anchor distT="0" distB="0" distL="114300" distR="114300" simplePos="0" relativeHeight="503307752" behindDoc="1" locked="0" layoutInCell="1" allowOverlap="1" wp14:anchorId="475D41A4" wp14:editId="60C6B028">
+            <wp:anchor distT="0" distB="0" distL="114300" distR="114300" simplePos="0" relativeHeight="503307752" behindDoc="1" locked="0" layoutInCell="1" allowOverlap="1" wp14:anchorId="475D41A4" wp14:editId="1A3E6A4E">
               <wp:simplePos x="0" y="0"/>
               <wp:positionH relativeFrom="page">
                 <wp:posOffset>5748960</wp:posOffset>
@@ -5540,11 +5807,7 @@
         </mc:Choice>
         <mc:Fallback>
           <w:pict>
-            <v:shapetype w14:anchorId="475D41A4" id="_x0000_t202" coordsize="21600,21600" o:spt="202" path="m,l,21600r21600,l21600,xe">
-              <v:stroke joinstyle="miter"/>
-              <v:path gradientshapeok="t" o:connecttype="rect"/>
-            </v:shapetype>
-            <v:shape id="Text Box 1" o:spid="_x0000_s1033" type="#_x0000_t202" style="position:absolute;margin-left:452.65pt;margin-top:814.2pt;width:54.55pt;height:12.1pt;z-index:-8728;visibility:visible;mso-wrap-style:square;mso-width-percent:0;mso-height-percent:0;mso-wrap-distance-left:9pt;mso-wrap-distance-top:0;mso-wrap-distance-right:9pt;mso-wrap-distance-bottom:0;mso-position-horizontal:absolute;mso-position-horizontal-relative:page;mso-position-vertical:absolute;mso-position-vertical-relative:page;mso-width-percent:0;mso-height-percent:0;mso-width-relative:page;mso-height-relative:page;v-text-anchor:top" o:gfxdata="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" filled="f" stroked="f">
+            <v:shape w14:anchorId="475D41A4" id="Text Box 1" o:spid="_x0000_s1034" type="#_x0000_t202" style="position:absolute;margin-left:452.65pt;margin-top:814.2pt;width:54.55pt;height:12.1pt;z-index:-8728;visibility:visible;mso-wrap-style:square;mso-width-percent:0;mso-height-percent:0;mso-wrap-distance-left:9pt;mso-wrap-distance-top:0;mso-wrap-distance-right:9pt;mso-wrap-distance-bottom:0;mso-position-horizontal:absolute;mso-position-horizontal-relative:page;mso-position-vertical:absolute;mso-position-vertical-relative:page;mso-width-percent:0;mso-height-percent:0;mso-width-relative:page;mso-height-relative:page;v-text-anchor:top" o:gfxdata="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" filled="f" stroked="f">
               <v:textbox inset="0,0,0,0">
                 <w:txbxContent>
                   <w:p>
@@ -5555,11 +5818,19 @@
                         <w:sz w:val="18"/>
                       </w:rPr>
                     </w:pPr>
+                    <w:proofErr w:type="spellStart"/>
                     <w:r>
                       <w:rPr>
                         <w:sz w:val="18"/>
                       </w:rPr>
-                      <w:t xml:space="preserve">Seite </w:t>
+                      <w:t>Seite</w:t>
+                    </w:r>
+                    <w:proofErr w:type="spellEnd"/>
+                    <w:r>
+                      <w:rPr>
+                        <w:sz w:val="18"/>
+                      </w:rPr>
+                      <w:t xml:space="preserve"> </w:t>
                     </w:r>
                     <w:r>
                       <w:fldChar w:fldCharType="begin"/>
@@ -5601,154 +5872,14 @@
       </mc:AlternateContent>
     </w:r>
     <w:r>
-      <w:rPr>
-        <w:noProof/>
-      </w:rPr>
-      <mc:AlternateContent>
-        <mc:Choice Requires="wps">
-          <w:drawing>
-            <wp:anchor distT="0" distB="0" distL="114300" distR="114300" simplePos="0" relativeHeight="503306728" behindDoc="1" locked="0" layoutInCell="1" allowOverlap="1" wp14:anchorId="00B848CE" wp14:editId="6FF54409">
-              <wp:simplePos x="0" y="0"/>
-              <wp:positionH relativeFrom="page">
-                <wp:posOffset>816280</wp:posOffset>
-              </wp:positionH>
-              <wp:positionV relativeFrom="page">
-                <wp:posOffset>10340340</wp:posOffset>
-              </wp:positionV>
-              <wp:extent cx="3682365" cy="153670"/>
-              <wp:effectExtent l="0" t="0" r="13335" b="17780"/>
-              <wp:wrapNone/>
-              <wp:docPr id="20" name="Text Box 2"/>
-              <wp:cNvGraphicFramePr>
-                <a:graphicFrameLocks xmlns:a="http://schemas.openxmlformats.org/drawingml/2006/main"/>
-              </wp:cNvGraphicFramePr>
-              <a:graphic xmlns:a="http://schemas.openxmlformats.org/drawingml/2006/main">
-                <a:graphicData uri="http://schemas.microsoft.com/office/word/2010/wordprocessingShape">
-                  <wps:wsp>
-                    <wps:cNvSpPr txBox="1">
-                      <a:spLocks noChangeArrowheads="1"/>
-                    </wps:cNvSpPr>
-                    <wps:spPr bwMode="auto">
-                      <a:xfrm>
-                        <a:off x="0" y="0"/>
-                        <a:ext cx="3682365" cy="153670"/>
-                      </a:xfrm>
-                      <a:prstGeom prst="rect">
-                        <a:avLst/>
-                      </a:prstGeom>
-                      <a:noFill/>
-                      <a:ln>
-                        <a:noFill/>
-                      </a:ln>
-                      <a:extLst>
-                        <a:ext uri="{909E8E84-426E-40DD-AFC4-6F175D3DCCD1}">
-                          <a14:hiddenFill xmlns:a14="http://schemas.microsoft.com/office/drawing/2010/main">
-                            <a:solidFill>
-                              <a:srgbClr val="FFFFFF"/>
-                            </a:solidFill>
-                          </a14:hiddenFill>
-                        </a:ext>
-                        <a:ext uri="{91240B29-F687-4F45-9708-019B960494DF}">
-                          <a14:hiddenLine xmlns:a14="http://schemas.microsoft.com/office/drawing/2010/main" w="9525">
-                            <a:solidFill>
-                              <a:srgbClr val="000000"/>
-                            </a:solidFill>
-                            <a:miter lim="800000"/>
-                            <a:headEnd/>
-                            <a:tailEnd/>
-                          </a14:hiddenLine>
-                        </a:ext>
-                      </a:extLst>
-                    </wps:spPr>
-                    <wps:txbx>
-                      <w:txbxContent>
-                        <w:p>
-                          <w:pPr>
-                            <w:spacing w:before="14"/>
-                            <w:ind w:left="20"/>
-                            <w:rPr>
-                              <w:sz w:val="18"/>
-                              <w:lang w:val="de-DE"/>
-                            </w:rPr>
-                          </w:pPr>
-                          <w:r>
-                            <w:rPr>
-                              <w:sz w:val="18"/>
-                              <w:lang w:val="de-DE"/>
-                            </w:rPr>
-                            <w:t>Modul KI-B4 – Von Daten und Bäumen   zuletzt aktualisiert am 25.06.21</w:t>
-                          </w:r>
-                        </w:p>
-                      </w:txbxContent>
-                    </wps:txbx>
-                    <wps:bodyPr rot="0" vert="horz" wrap="square" lIns="0" tIns="0" rIns="0" bIns="0" anchor="t" anchorCtr="0" upright="1">
-                      <a:noAutofit/>
-                    </wps:bodyPr>
-                  </wps:wsp>
-                </a:graphicData>
-              </a:graphic>
-              <wp14:sizeRelH relativeFrom="page">
-                <wp14:pctWidth>0</wp14:pctWidth>
-              </wp14:sizeRelH>
-              <wp14:sizeRelV relativeFrom="page">
-                <wp14:pctHeight>0</wp14:pctHeight>
-              </wp14:sizeRelV>
-            </wp:anchor>
-          </w:drawing>
-        </mc:Choice>
-        <mc:Fallback>
-          <w:pict>
-            <v:shapetype w14:anchorId="00B848CE" id="_x0000_t202" coordsize="21600,21600" o:spt="202" path="m,l,21600r21600,l21600,xe">
-              <v:stroke joinstyle="miter"/>
-              <v:path gradientshapeok="t" o:connecttype="rect"/>
-            </v:shapetype>
-            <v:shape id="_x0000_s1043" type="#_x0000_t202" style="position:absolute;margin-left:64.25pt;margin-top:814.2pt;width:289.95pt;height:12.1pt;z-index:-9752;visibility:visible;mso-wrap-style:square;mso-width-percent:0;mso-height-percent:0;mso-wrap-distance-left:9pt;mso-wrap-distance-top:0;mso-wrap-distance-right:9pt;mso-wrap-distance-bottom:0;mso-position-horizontal:absolute;mso-position-horizontal-relative:page;mso-position-vertical:absolute;mso-position-vertical-relative:page;mso-width-percent:0;mso-height-percent:0;mso-width-relative:page;mso-height-relative:page;v-text-anchor:top" o:gfxdata="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" filled="f" stroked="f">
-              <v:textbox inset="0,0,0,0">
-                <w:txbxContent>
-                  <w:p>
-                    <w:pPr>
-                      <w:spacing w:before="14"/>
-                      <w:ind w:left="20"/>
-                      <w:rPr>
-                        <w:sz w:val="18"/>
-                        <w:lang w:val="de-DE"/>
-                      </w:rPr>
-                    </w:pPr>
-                    <w:r>
-                      <w:rPr>
-                        <w:sz w:val="18"/>
-                        <w:lang w:val="de-DE"/>
-                      </w:rPr>
-                      <w:t>Modul KI-B4 – Von Daten und Bäumen   zuletzt aktualisiert am 25.06.21</w:t>
-                    </w:r>
-                  </w:p>
-                </w:txbxContent>
-              </v:textbox>
-              <w10:wrap anchorx="page" anchory="page"/>
-            </v:shape>
-          </w:pict>
-        </mc:Fallback>
-      </mc:AlternateContent>
-    </w:r>
-    <w:r>
       <w:tab/>
     </w:r>
   </w:p>
 </w:ftr>
 </file>
 
-<file path=word/footer3.xml><?xml version="1.0" encoding="utf-8"?>
-<w:ftr xmlns:wpc="http://schemas.microsoft.com/office/word/2010/wordprocessingCanvas" xmlns:cx="http://schemas.microsoft.com/office/drawing/2014/chartex" xmlns:cx1="http://schemas.microsoft.com/office/drawing/2015/9/8/chartex" xmlns:cx2="http://schemas.microsoft.com/office/drawing/2015/10/21/chartex" xmlns:cx3="http://schemas.microsoft.com/office/drawing/2016/5/9/chartex" xmlns:cx4="http://schemas.microsoft.com/office/drawing/2016/5/10/chartex" xmlns:cx5="http://schemas.microsoft.com/office/drawing/2016/5/11/chartex" xmlns:cx6="http://schemas.microsoft.com/office/drawing/2016/5/12/chartex" xmlns:cx7="http://schemas.microsoft.com/office/drawing/2016/5/13/chartex" xmlns:cx8="http://schemas.microsoft.com/office/drawing/2016/5/14/chartex" xmlns:mc="http://schemas.openxmlformats.org/markup-compatibility/2006" xmlns:aink="http://schemas.microsoft.com/office/drawing/2016/ink" xmlns:am3d="http://schemas.microsoft.com/office/drawing/2017/model3d" xmlns:o="urn:schemas-microsoft-com:office:office" xmlns:r="http://schemas.openxmlformats.org/officeDocument/2006/relationships" xmlns:m="http://schemas.openxmlformats.org/officeDocument/2006/math" xmlns:v="urn:schemas-microsoft-com:vml" xmlns:wp14="http://schemas.microsoft.com/office/word/2010/wordprocessingDrawing" xmlns:wp="http://schemas.openxmlformats.org/drawingml/2006/wordprocessingDrawing" xmlns:w10="urn:schemas-microsoft-com:office:word" xmlns:w="http://schemas.openxmlformats.org/wordprocessingml/2006/main" xmlns:w14="http://schemas.microsoft.com/office/word/2010/wordml" xmlns:w15="http://schemas.microsoft.com/office/word/2012/wordml" xmlns:w16cex="http://schemas.microsoft.com/office/word/2018/wordml/cex" xmlns:w16cid="http://schemas.microsoft.com/office/word/2016/wordml/cid" xmlns:w16="http://schemas.microsoft.com/office/word/2018/wordml" xmlns:w16sdtdh="http://schemas.microsoft.com/office/word/2020/wordml/sdtdatahash" xmlns:w16se="http://schemas.microsoft.com/office/word/2015/wordml/symex" xmlns:wpg="http://schemas.microsoft.com/office/word/2010/wordprocessingGroup" xmlns:wpi="http://schemas.microsoft.com/office/word/2010/wordprocessingInk" xmlns:wne="http://schemas.microsoft.com/office/word/2006/wordml" xmlns:wps="http://schemas.microsoft.com/office/word/2010/wordprocessingShape" mc:Ignorable="w14 w15 w16se w16cid w16 w16cex w16sdtdh wp14">
-  <w:p>
-    <w:pPr>
-      <w:pStyle w:val="Fuzeile"/>
-    </w:pPr>
-  </w:p>
-</w:ftr>
-</file>
-
-<file path=word/footer4.xml><?xml version="1.0" encoding="utf-8"?>
-<w:ftr xmlns:wpc="http://schemas.microsoft.com/office/word/2010/wordprocessingCanvas" xmlns:cx="http://schemas.microsoft.com/office/drawing/2014/chartex" xmlns:cx1="http://schemas.microsoft.com/office/drawing/2015/9/8/chartex" xmlns:cx2="http://schemas.microsoft.com/office/drawing/2015/10/21/chartex" xmlns:cx3="http://schemas.microsoft.com/office/drawing/2016/5/9/chartex" xmlns:cx4="http://schemas.microsoft.com/office/drawing/2016/5/10/chartex" xmlns:cx5="http://schemas.microsoft.com/office/drawing/2016/5/11/chartex" xmlns:cx6="http://schemas.microsoft.com/office/drawing/2016/5/12/chartex" xmlns:cx7="http://schemas.microsoft.com/office/drawing/2016/5/13/chartex" xmlns:cx8="http://schemas.microsoft.com/office/drawing/2016/5/14/chartex" xmlns:mc="http://schemas.openxmlformats.org/markup-compatibility/2006" xmlns:aink="http://schemas.microsoft.com/office/drawing/2016/ink" xmlns:am3d="http://schemas.microsoft.com/office/drawing/2017/model3d" xmlns:o="urn:schemas-microsoft-com:office:office" xmlns:r="http://schemas.openxmlformats.org/officeDocument/2006/relationships" xmlns:m="http://schemas.openxmlformats.org/officeDocument/2006/math" xmlns:v="urn:schemas-microsoft-com:vml" xmlns:wp14="http://schemas.microsoft.com/office/word/2010/wordprocessingDrawing" xmlns:wp="http://schemas.openxmlformats.org/drawingml/2006/wordprocessingDrawing" xmlns:w10="urn:schemas-microsoft-com:office:word" xmlns:w="http://schemas.openxmlformats.org/wordprocessingml/2006/main" xmlns:w14="http://schemas.microsoft.com/office/word/2010/wordml" xmlns:w15="http://schemas.microsoft.com/office/word/2012/wordml" xmlns:w16cex="http://schemas.microsoft.com/office/word/2018/wordml/cex" xmlns:w16cid="http://schemas.microsoft.com/office/word/2016/wordml/cid" xmlns:w16="http://schemas.microsoft.com/office/word/2018/wordml" xmlns:w16sdtdh="http://schemas.microsoft.com/office/word/2020/wordml/sdtdatahash" xmlns:w16se="http://schemas.microsoft.com/office/word/2015/wordml/symex" xmlns:wpg="http://schemas.microsoft.com/office/word/2010/wordprocessingGroup" xmlns:wpi="http://schemas.microsoft.com/office/word/2010/wordprocessingInk" xmlns:wne="http://schemas.microsoft.com/office/word/2006/wordml" xmlns:wps="http://schemas.microsoft.com/office/word/2010/wordprocessingShape" mc:Ignorable="w14 w15 w16se w16cid w16 w16cex w16sdtdh wp14">
+<file path=word/footer2.xml><?xml version="1.0" encoding="utf-8"?>
+<w:ftr xmlns:wpc="http://schemas.microsoft.com/office/word/2010/wordprocessingCanvas" xmlns:cx="http://schemas.microsoft.com/office/drawing/2014/chartex" xmlns:cx1="http://schemas.microsoft.com/office/drawing/2015/9/8/chartex" xmlns:cx2="http://schemas.microsoft.com/office/drawing/2015/10/21/chartex" xmlns:cx3="http://schemas.microsoft.com/office/drawing/2016/5/9/chartex" xmlns:cx4="http://schemas.microsoft.com/office/drawing/2016/5/10/chartex" xmlns:cx5="http://schemas.microsoft.com/office/drawing/2016/5/11/chartex" xmlns:cx6="http://schemas.microsoft.com/office/drawing/2016/5/12/chartex" xmlns:cx7="http://schemas.microsoft.com/office/drawing/2016/5/13/chartex" xmlns:cx8="http://schemas.microsoft.com/office/drawing/2016/5/14/chartex" xmlns:mc="http://schemas.openxmlformats.org/markup-compatibility/2006" xmlns:aink="http://schemas.microsoft.com/office/drawing/2016/ink" xmlns:am3d="http://schemas.microsoft.com/office/drawing/2017/model3d" xmlns:o="urn:schemas-microsoft-com:office:office" xmlns:oel="http://schemas.microsoft.com/office/2019/extlst" xmlns:r="http://schemas.openxmlformats.org/officeDocument/2006/relationships" xmlns:m="http://schemas.openxmlformats.org/officeDocument/2006/math" xmlns:v="urn:schemas-microsoft-com:vml" xmlns:wp14="http://schemas.microsoft.com/office/word/2010/wordprocessingDrawing" xmlns:wp="http://schemas.openxmlformats.org/drawingml/2006/wordprocessingDrawing" xmlns:w10="urn:schemas-microsoft-com:office:word" xmlns:w="http://schemas.openxmlformats.org/wordprocessingml/2006/main" xmlns:w14="http://schemas.microsoft.com/office/word/2010/wordml" xmlns:w15="http://schemas.microsoft.com/office/word/2012/wordml" xmlns:w16cex="http://schemas.microsoft.com/office/word/2018/wordml/cex" xmlns:w16cid="http://schemas.microsoft.com/office/word/2016/wordml/cid" xmlns:w16="http://schemas.microsoft.com/office/word/2018/wordml" xmlns:w16sdtdh="http://schemas.microsoft.com/office/word/2020/wordml/sdtdatahash" xmlns:w16se="http://schemas.microsoft.com/office/word/2015/wordml/symex" xmlns:wpg="http://schemas.microsoft.com/office/word/2010/wordprocessingGroup" xmlns:wpi="http://schemas.microsoft.com/office/word/2010/wordprocessingInk" xmlns:wne="http://schemas.microsoft.com/office/word/2006/wordml" xmlns:wps="http://schemas.microsoft.com/office/word/2010/wordprocessingShape" mc:Ignorable="w14 w15 w16se w16cid w16 w16cex w16sdtdh wp14">
   <w:p>
     <w:pPr>
       <w:pStyle w:val="Fuzeile"/>
@@ -6644,7 +6775,7 @@
 </file>
 
 <file path=word/footnotes.xml><?xml version="1.0" encoding="utf-8"?>
-<w:footnotes xmlns:wpc="http://schemas.microsoft.com/office/word/2010/wordprocessingCanvas" xmlns:cx="http://schemas.microsoft.com/office/drawing/2014/chartex" xmlns:cx1="http://schemas.microsoft.com/office/drawing/2015/9/8/chartex" xmlns:cx2="http://schemas.microsoft.com/office/drawing/2015/10/21/chartex" xmlns:cx3="http://schemas.microsoft.com/office/drawing/2016/5/9/chartex" xmlns:cx4="http://schemas.microsoft.com/office/drawing/2016/5/10/chartex" xmlns:cx5="http://schemas.microsoft.com/office/drawing/2016/5/11/chartex" xmlns:cx6="http://schemas.microsoft.com/office/drawing/2016/5/12/chartex" xmlns:cx7="http://schemas.microsoft.com/office/drawing/2016/5/13/chartex" xmlns:cx8="http://schemas.microsoft.com/office/drawing/2016/5/14/chartex" xmlns:mc="http://schemas.openxmlformats.org/markup-compatibility/2006" xmlns:aink="http://schemas.microsoft.com/office/drawing/2016/ink" xmlns:am3d="http://schemas.microsoft.com/office/drawing/2017/model3d" xmlns:o="urn:schemas-microsoft-com:office:office" xmlns:r="http://schemas.openxmlformats.org/officeDocument/2006/relationships" xmlns:m="http://schemas.openxmlformats.org/officeDocument/2006/math" xmlns:v="urn:schemas-microsoft-com:vml" xmlns:wp14="http://schemas.microsoft.com/office/word/2010/wordprocessingDrawing" xmlns:wp="http://schemas.openxmlformats.org/drawingml/2006/wordprocessingDrawing" xmlns:w10="urn:schemas-microsoft-com:office:word" xmlns:w="http://schemas.openxmlformats.org/wordprocessingml/2006/main" xmlns:w14="http://schemas.microsoft.com/office/word/2010/wordml" xmlns:w15="http://schemas.microsoft.com/office/word/2012/wordml" xmlns:w16cex="http://schemas.microsoft.com/office/word/2018/wordml/cex" xmlns:w16cid="http://schemas.microsoft.com/office/word/2016/wordml/cid" xmlns:w16="http://schemas.microsoft.com/office/word/2018/wordml" xmlns:w16sdtdh="http://schemas.microsoft.com/office/word/2020/wordml/sdtdatahash" xmlns:w16se="http://schemas.microsoft.com/office/word/2015/wordml/symex" xmlns:wpg="http://schemas.microsoft.com/office/word/2010/wordprocessingGroup" xmlns:wpi="http://schemas.microsoft.com/office/word/2010/wordprocessingInk" xmlns:wne="http://schemas.microsoft.com/office/word/2006/wordml" xmlns:wps="http://schemas.microsoft.com/office/word/2010/wordprocessingShape" mc:Ignorable="w14 w15 w16se w16cid w16 w16cex w16sdtdh wp14">
+<w:footnotes xmlns:wpc="http://schemas.microsoft.com/office/word/2010/wordprocessingCanvas" xmlns:cx="http://schemas.microsoft.com/office/drawing/2014/chartex" xmlns:cx1="http://schemas.microsoft.com/office/drawing/2015/9/8/chartex" xmlns:cx2="http://schemas.microsoft.com/office/drawing/2015/10/21/chartex" xmlns:cx3="http://schemas.microsoft.com/office/drawing/2016/5/9/chartex" xmlns:cx4="http://schemas.microsoft.com/office/drawing/2016/5/10/chartex" xmlns:cx5="http://schemas.microsoft.com/office/drawing/2016/5/11/chartex" xmlns:cx6="http://schemas.microsoft.com/office/drawing/2016/5/12/chartex" xmlns:cx7="http://schemas.microsoft.com/office/drawing/2016/5/13/chartex" xmlns:cx8="http://schemas.microsoft.com/office/drawing/2016/5/14/chartex" xmlns:mc="http://schemas.openxmlformats.org/markup-compatibility/2006" xmlns:aink="http://schemas.microsoft.com/office/drawing/2016/ink" xmlns:am3d="http://schemas.microsoft.com/office/drawing/2017/model3d" xmlns:o="urn:schemas-microsoft-com:office:office" xmlns:oel="http://schemas.microsoft.com/office/2019/extlst" xmlns:r="http://schemas.openxmlformats.org/officeDocument/2006/relationships" xmlns:m="http://schemas.openxmlformats.org/officeDocument/2006/math" xmlns:v="urn:schemas-microsoft-com:vml" xmlns:wp14="http://schemas.microsoft.com/office/word/2010/wordprocessingDrawing" xmlns:wp="http://schemas.openxmlformats.org/drawingml/2006/wordprocessingDrawing" xmlns:w10="urn:schemas-microsoft-com:office:word" xmlns:w="http://schemas.openxmlformats.org/wordprocessingml/2006/main" xmlns:w14="http://schemas.microsoft.com/office/word/2010/wordml" xmlns:w15="http://schemas.microsoft.com/office/word/2012/wordml" xmlns:w16cex="http://schemas.microsoft.com/office/word/2018/wordml/cex" xmlns:w16cid="http://schemas.microsoft.com/office/word/2016/wordml/cid" xmlns:w16="http://schemas.microsoft.com/office/word/2018/wordml" xmlns:w16sdtdh="http://schemas.microsoft.com/office/word/2020/wordml/sdtdatahash" xmlns:w16se="http://schemas.microsoft.com/office/word/2015/wordml/symex" xmlns:wpg="http://schemas.microsoft.com/office/word/2010/wordprocessingGroup" xmlns:wpi="http://schemas.microsoft.com/office/word/2010/wordprocessingInk" xmlns:wne="http://schemas.microsoft.com/office/word/2006/wordml" xmlns:wps="http://schemas.microsoft.com/office/word/2010/wordprocessingShape" mc:Ignorable="w14 w15 w16se w16cid w16 w16cex w16sdtdh wp14">
   <w:footnote w:type="separator" w:id="-1">
     <w:p>
       <w:r>
@@ -6663,17 +6794,7 @@
 </file>
 
 <file path=word/header1.xml><?xml version="1.0" encoding="utf-8"?>
-<w:hdr xmlns:wpc="http://schemas.microsoft.com/office/word/2010/wordprocessingCanvas" xmlns:cx="http://schemas.microsoft.com/office/drawing/2014/chartex" xmlns:cx1="http://schemas.microsoft.com/office/drawing/2015/9/8/chartex" xmlns:cx2="http://schemas.microsoft.com/office/drawing/2015/10/21/chartex" xmlns:cx3="http://schemas.microsoft.com/office/drawing/2016/5/9/chartex" xmlns:cx4="http://schemas.microsoft.com/office/drawing/2016/5/10/chartex" xmlns:cx5="http://schemas.microsoft.com/office/drawing/2016/5/11/chartex" xmlns:cx6="http://schemas.microsoft.com/office/drawing/2016/5/12/chartex" xmlns:cx7="http://schemas.microsoft.com/office/drawing/2016/5/13/chartex" xmlns:cx8="http://schemas.microsoft.com/office/drawing/2016/5/14/chartex" xmlns:mc="http://schemas.openxmlformats.org/markup-compatibility/2006" xmlns:aink="http://schemas.microsoft.com/office/drawing/2016/ink" xmlns:am3d="http://schemas.microsoft.com/office/drawing/2017/model3d" xmlns:o="urn:schemas-microsoft-com:office:office" xmlns:r="http://schemas.openxmlformats.org/officeDocument/2006/relationships" xmlns:m="http://schemas.openxmlformats.org/officeDocument/2006/math" xmlns:v="urn:schemas-microsoft-com:vml" xmlns:wp14="http://schemas.microsoft.com/office/word/2010/wordprocessingDrawing" xmlns:wp="http://schemas.openxmlformats.org/drawingml/2006/wordprocessingDrawing" xmlns:w10="urn:schemas-microsoft-com:office:word" xmlns:w="http://schemas.openxmlformats.org/wordprocessingml/2006/main" xmlns:w14="http://schemas.microsoft.com/office/word/2010/wordml" xmlns:w15="http://schemas.microsoft.com/office/word/2012/wordml" xmlns:w16cex="http://schemas.microsoft.com/office/word/2018/wordml/cex" xmlns:w16cid="http://schemas.microsoft.com/office/word/2016/wordml/cid" xmlns:w16="http://schemas.microsoft.com/office/word/2018/wordml" xmlns:w16sdtdh="http://schemas.microsoft.com/office/word/2020/wordml/sdtdatahash" xmlns:w16se="http://schemas.microsoft.com/office/word/2015/wordml/symex" xmlns:wpg="http://schemas.microsoft.com/office/word/2010/wordprocessingGroup" xmlns:wpi="http://schemas.microsoft.com/office/word/2010/wordprocessingInk" xmlns:wne="http://schemas.microsoft.com/office/word/2006/wordml" xmlns:wps="http://schemas.microsoft.com/office/word/2010/wordprocessingShape" mc:Ignorable="w14 w15 w16se w16cid w16 w16cex w16sdtdh wp14">
-  <w:p>
-    <w:pPr>
-      <w:pStyle w:val="Kopfzeile"/>
-    </w:pPr>
-  </w:p>
-</w:hdr>
-</file>
-
-<file path=word/header2.xml><?xml version="1.0" encoding="utf-8"?>
-<w:hdr xmlns:wpc="http://schemas.microsoft.com/office/word/2010/wordprocessingCanvas" xmlns:cx="http://schemas.microsoft.com/office/drawing/2014/chartex" xmlns:cx1="http://schemas.microsoft.com/office/drawing/2015/9/8/chartex" xmlns:cx2="http://schemas.microsoft.com/office/drawing/2015/10/21/chartex" xmlns:cx3="http://schemas.microsoft.com/office/drawing/2016/5/9/chartex" xmlns:cx4="http://schemas.microsoft.com/office/drawing/2016/5/10/chartex" xmlns:cx5="http://schemas.microsoft.com/office/drawing/2016/5/11/chartex" xmlns:cx6="http://schemas.microsoft.com/office/drawing/2016/5/12/chartex" xmlns:cx7="http://schemas.microsoft.com/office/drawing/2016/5/13/chartex" xmlns:cx8="http://schemas.microsoft.com/office/drawing/2016/5/14/chartex" xmlns:mc="http://schemas.openxmlformats.org/markup-compatibility/2006" xmlns:aink="http://schemas.microsoft.com/office/drawing/2016/ink" xmlns:am3d="http://schemas.microsoft.com/office/drawing/2017/model3d" xmlns:o="urn:schemas-microsoft-com:office:office" xmlns:r="http://schemas.openxmlformats.org/officeDocument/2006/relationships" xmlns:m="http://schemas.openxmlformats.org/officeDocument/2006/math" xmlns:v="urn:schemas-microsoft-com:vml" xmlns:wp14="http://schemas.microsoft.com/office/word/2010/wordprocessingDrawing" xmlns:wp="http://schemas.openxmlformats.org/drawingml/2006/wordprocessingDrawing" xmlns:w10="urn:schemas-microsoft-com:office:word" xmlns:w="http://schemas.openxmlformats.org/wordprocessingml/2006/main" xmlns:w14="http://schemas.microsoft.com/office/word/2010/wordml" xmlns:w15="http://schemas.microsoft.com/office/word/2012/wordml" xmlns:w16cex="http://schemas.microsoft.com/office/word/2018/wordml/cex" xmlns:w16cid="http://schemas.microsoft.com/office/word/2016/wordml/cid" xmlns:w16="http://schemas.microsoft.com/office/word/2018/wordml" xmlns:w16sdtdh="http://schemas.microsoft.com/office/word/2020/wordml/sdtdatahash" xmlns:w16se="http://schemas.microsoft.com/office/word/2015/wordml/symex" xmlns:wpg="http://schemas.microsoft.com/office/word/2010/wordprocessingGroup" xmlns:wpi="http://schemas.microsoft.com/office/word/2010/wordprocessingInk" xmlns:wne="http://schemas.microsoft.com/office/word/2006/wordml" xmlns:wps="http://schemas.microsoft.com/office/word/2010/wordprocessingShape" mc:Ignorable="w14 w15 w16se w16cid w16 w16cex w16sdtdh wp14">
+<w:hdr xmlns:wpc="http://schemas.microsoft.com/office/word/2010/wordprocessingCanvas" xmlns:cx="http://schemas.microsoft.com/office/drawing/2014/chartex" xmlns:cx1="http://schemas.microsoft.com/office/drawing/2015/9/8/chartex" xmlns:cx2="http://schemas.microsoft.com/office/drawing/2015/10/21/chartex" xmlns:cx3="http://schemas.microsoft.com/office/drawing/2016/5/9/chartex" xmlns:cx4="http://schemas.microsoft.com/office/drawing/2016/5/10/chartex" xmlns:cx5="http://schemas.microsoft.com/office/drawing/2016/5/11/chartex" xmlns:cx6="http://schemas.microsoft.com/office/drawing/2016/5/12/chartex" xmlns:cx7="http://schemas.microsoft.com/office/drawing/2016/5/13/chartex" xmlns:cx8="http://schemas.microsoft.com/office/drawing/2016/5/14/chartex" xmlns:mc="http://schemas.openxmlformats.org/markup-compatibility/2006" xmlns:aink="http://schemas.microsoft.com/office/drawing/2016/ink" xmlns:am3d="http://schemas.microsoft.com/office/drawing/2017/model3d" xmlns:o="urn:schemas-microsoft-com:office:office" xmlns:oel="http://schemas.microsoft.com/office/2019/extlst" xmlns:r="http://schemas.openxmlformats.org/officeDocument/2006/relationships" xmlns:m="http://schemas.openxmlformats.org/officeDocument/2006/math" xmlns:v="urn:schemas-microsoft-com:vml" xmlns:wp14="http://schemas.microsoft.com/office/word/2010/wordprocessingDrawing" xmlns:wp="http://schemas.openxmlformats.org/drawingml/2006/wordprocessingDrawing" xmlns:w10="urn:schemas-microsoft-com:office:word" xmlns:w="http://schemas.openxmlformats.org/wordprocessingml/2006/main" xmlns:w14="http://schemas.microsoft.com/office/word/2010/wordml" xmlns:w15="http://schemas.microsoft.com/office/word/2012/wordml" xmlns:w16cex="http://schemas.microsoft.com/office/word/2018/wordml/cex" xmlns:w16cid="http://schemas.microsoft.com/office/word/2016/wordml/cid" xmlns:w16="http://schemas.microsoft.com/office/word/2018/wordml" xmlns:w16sdtdh="http://schemas.microsoft.com/office/word/2020/wordml/sdtdatahash" xmlns:w16se="http://schemas.microsoft.com/office/word/2015/wordml/symex" xmlns:wpg="http://schemas.microsoft.com/office/word/2010/wordprocessingGroup" xmlns:wpi="http://schemas.microsoft.com/office/word/2010/wordprocessingInk" xmlns:wne="http://schemas.microsoft.com/office/word/2006/wordml" xmlns:wps="http://schemas.microsoft.com/office/word/2010/wordprocessingShape" mc:Ignorable="w14 w15 w16se w16cid w16 w16cex w16sdtdh wp14">
   <w:p>
     <w:pPr>
       <w:pStyle w:val="Textkrper"/>
@@ -6839,18 +6960,8 @@
 </w:hdr>
 </file>
 
-<file path=word/header3.xml><?xml version="1.0" encoding="utf-8"?>
-<w:hdr xmlns:wpc="http://schemas.microsoft.com/office/word/2010/wordprocessingCanvas" xmlns:cx="http://schemas.microsoft.com/office/drawing/2014/chartex" xmlns:cx1="http://schemas.microsoft.com/office/drawing/2015/9/8/chartex" xmlns:cx2="http://schemas.microsoft.com/office/drawing/2015/10/21/chartex" xmlns:cx3="http://schemas.microsoft.com/office/drawing/2016/5/9/chartex" xmlns:cx4="http://schemas.microsoft.com/office/drawing/2016/5/10/chartex" xmlns:cx5="http://schemas.microsoft.com/office/drawing/2016/5/11/chartex" xmlns:cx6="http://schemas.microsoft.com/office/drawing/2016/5/12/chartex" xmlns:cx7="http://schemas.microsoft.com/office/drawing/2016/5/13/chartex" xmlns:cx8="http://schemas.microsoft.com/office/drawing/2016/5/14/chartex" xmlns:mc="http://schemas.openxmlformats.org/markup-compatibility/2006" xmlns:aink="http://schemas.microsoft.com/office/drawing/2016/ink" xmlns:am3d="http://schemas.microsoft.com/office/drawing/2017/model3d" xmlns:o="urn:schemas-microsoft-com:office:office" xmlns:r="http://schemas.openxmlformats.org/officeDocument/2006/relationships" xmlns:m="http://schemas.openxmlformats.org/officeDocument/2006/math" xmlns:v="urn:schemas-microsoft-com:vml" xmlns:wp14="http://schemas.microsoft.com/office/word/2010/wordprocessingDrawing" xmlns:wp="http://schemas.openxmlformats.org/drawingml/2006/wordprocessingDrawing" xmlns:w10="urn:schemas-microsoft-com:office:word" xmlns:w="http://schemas.openxmlformats.org/wordprocessingml/2006/main" xmlns:w14="http://schemas.microsoft.com/office/word/2010/wordml" xmlns:w15="http://schemas.microsoft.com/office/word/2012/wordml" xmlns:w16cex="http://schemas.microsoft.com/office/word/2018/wordml/cex" xmlns:w16cid="http://schemas.microsoft.com/office/word/2016/wordml/cid" xmlns:w16="http://schemas.microsoft.com/office/word/2018/wordml" xmlns:w16sdtdh="http://schemas.microsoft.com/office/word/2020/wordml/sdtdatahash" xmlns:w16se="http://schemas.microsoft.com/office/word/2015/wordml/symex" xmlns:wpg="http://schemas.microsoft.com/office/word/2010/wordprocessingGroup" xmlns:wpi="http://schemas.microsoft.com/office/word/2010/wordprocessingInk" xmlns:wne="http://schemas.microsoft.com/office/word/2006/wordml" xmlns:wps="http://schemas.microsoft.com/office/word/2010/wordprocessingShape" mc:Ignorable="w14 w15 w16se w16cid w16 w16cex w16sdtdh wp14">
-  <w:p>
-    <w:pPr>
-      <w:pStyle w:val="Kopfzeile"/>
-    </w:pPr>
-  </w:p>
-</w:hdr>
-</file>
-
 <file path=word/numbering.xml><?xml version="1.0" encoding="utf-8"?>
-<w:numbering xmlns:wpc="http://schemas.microsoft.com/office/word/2010/wordprocessingCanvas" xmlns:cx="http://schemas.microsoft.com/office/drawing/2014/chartex" xmlns:cx1="http://schemas.microsoft.com/office/drawing/2015/9/8/chartex" xmlns:cx2="http://schemas.microsoft.com/office/drawing/2015/10/21/chartex" xmlns:cx3="http://schemas.microsoft.com/office/drawing/2016/5/9/chartex" xmlns:cx4="http://schemas.microsoft.com/office/drawing/2016/5/10/chartex" xmlns:cx5="http://schemas.microsoft.com/office/drawing/2016/5/11/chartex" xmlns:cx6="http://schemas.microsoft.com/office/drawing/2016/5/12/chartex" xmlns:cx7="http://schemas.microsoft.com/office/drawing/2016/5/13/chartex" xmlns:cx8="http://schemas.microsoft.com/office/drawing/2016/5/14/chartex" xmlns:mc="http://schemas.openxmlformats.org/markup-compatibility/2006" xmlns:aink="http://schemas.microsoft.com/office/drawing/2016/ink" xmlns:am3d="http://schemas.microsoft.com/office/drawing/2017/model3d" xmlns:o="urn:schemas-microsoft-com:office:office" xmlns:r="http://schemas.openxmlformats.org/officeDocument/2006/relationships" xmlns:m="http://schemas.openxmlformats.org/officeDocument/2006/math" xmlns:v="urn:schemas-microsoft-com:vml" xmlns:wp14="http://schemas.microsoft.com/office/word/2010/wordprocessingDrawing" xmlns:wp="http://schemas.openxmlformats.org/drawingml/2006/wordprocessingDrawing" xmlns:w10="urn:schemas-microsoft-com:office:word" xmlns:w="http://schemas.openxmlformats.org/wordprocessingml/2006/main" xmlns:w14="http://schemas.microsoft.com/office/word/2010/wordml" xmlns:w15="http://schemas.microsoft.com/office/word/2012/wordml" xmlns:w16cex="http://schemas.microsoft.com/office/word/2018/wordml/cex" xmlns:w16cid="http://schemas.microsoft.com/office/word/2016/wordml/cid" xmlns:w16="http://schemas.microsoft.com/office/word/2018/wordml" xmlns:w16sdtdh="http://schemas.microsoft.com/office/word/2020/wordml/sdtdatahash" xmlns:w16se="http://schemas.microsoft.com/office/word/2015/wordml/symex" xmlns:wpg="http://schemas.microsoft.com/office/word/2010/wordprocessingGroup" xmlns:wpi="http://schemas.microsoft.com/office/word/2010/wordprocessingInk" xmlns:wne="http://schemas.microsoft.com/office/word/2006/wordml" xmlns:wps="http://schemas.microsoft.com/office/word/2010/wordprocessingShape" mc:Ignorable="w14 w15 w16se w16cid w16 w16cex w16sdtdh wp14">
+<w:numbering xmlns:wpc="http://schemas.microsoft.com/office/word/2010/wordprocessingCanvas" xmlns:cx="http://schemas.microsoft.com/office/drawing/2014/chartex" xmlns:cx1="http://schemas.microsoft.com/office/drawing/2015/9/8/chartex" xmlns:cx2="http://schemas.microsoft.com/office/drawing/2015/10/21/chartex" xmlns:cx3="http://schemas.microsoft.com/office/drawing/2016/5/9/chartex" xmlns:cx4="http://schemas.microsoft.com/office/drawing/2016/5/10/chartex" xmlns:cx5="http://schemas.microsoft.com/office/drawing/2016/5/11/chartex" xmlns:cx6="http://schemas.microsoft.com/office/drawing/2016/5/12/chartex" xmlns:cx7="http://schemas.microsoft.com/office/drawing/2016/5/13/chartex" xmlns:cx8="http://schemas.microsoft.com/office/drawing/2016/5/14/chartex" xmlns:mc="http://schemas.openxmlformats.org/markup-compatibility/2006" xmlns:aink="http://schemas.microsoft.com/office/drawing/2016/ink" xmlns:am3d="http://schemas.microsoft.com/office/drawing/2017/model3d" xmlns:o="urn:schemas-microsoft-com:office:office" xmlns:oel="http://schemas.microsoft.com/office/2019/extlst" xmlns:r="http://schemas.openxmlformats.org/officeDocument/2006/relationships" xmlns:m="http://schemas.openxmlformats.org/officeDocument/2006/math" xmlns:v="urn:schemas-microsoft-com:vml" xmlns:wp14="http://schemas.microsoft.com/office/word/2010/wordprocessingDrawing" xmlns:wp="http://schemas.openxmlformats.org/drawingml/2006/wordprocessingDrawing" xmlns:w10="urn:schemas-microsoft-com:office:word" xmlns:w="http://schemas.openxmlformats.org/wordprocessingml/2006/main" xmlns:w14="http://schemas.microsoft.com/office/word/2010/wordml" xmlns:w15="http://schemas.microsoft.com/office/word/2012/wordml" xmlns:w16cex="http://schemas.microsoft.com/office/word/2018/wordml/cex" xmlns:w16cid="http://schemas.microsoft.com/office/word/2016/wordml/cid" xmlns:w16="http://schemas.microsoft.com/office/word/2018/wordml" xmlns:w16sdtdh="http://schemas.microsoft.com/office/word/2020/wordml/sdtdatahash" xmlns:w16se="http://schemas.microsoft.com/office/word/2015/wordml/symex" xmlns:wpg="http://schemas.microsoft.com/office/word/2010/wordprocessingGroup" xmlns:wpi="http://schemas.microsoft.com/office/word/2010/wordprocessingInk" xmlns:wne="http://schemas.microsoft.com/office/word/2006/wordml" xmlns:wps="http://schemas.microsoft.com/office/word/2010/wordprocessingShape" mc:Ignorable="w14 w15 w16se w16cid w16 w16cex w16sdtdh wp14">
   <w:abstractNum w:abstractNumId="0" w15:restartNumberingAfterBreak="0">
     <w:nsid w:val="046675AC"/>
     <w:multiLevelType w:val="hybridMultilevel"/>
@@ -7248,19 +7359,27 @@
       </w:pPr>
     </w:lvl>
   </w:abstractNum>
-  <w:num w:numId="1">
+  <w:num w:numId="1" w16cid:durableId="1625229471">
     <w:abstractNumId w:val="1"/>
   </w:num>
-  <w:num w:numId="2">
+  <w:num w:numId="2" w16cid:durableId="1728646949">
     <w:abstractNumId w:val="2"/>
   </w:num>
-  <w:num w:numId="3">
+  <w:num w:numId="3" w16cid:durableId="1958173954">
     <w:abstractNumId w:val="3"/>
   </w:num>
-  <w:num w:numId="4">
+  <w:num w:numId="4" w16cid:durableId="1883319091">
     <w:abstractNumId w:val="0"/>
   </w:num>
 </w:numbering>
+</file>
+
+<file path=word/people.xml><?xml version="1.0" encoding="utf-8"?>
+<w15:people xmlns:wpc="http://schemas.microsoft.com/office/word/2010/wordprocessingCanvas" xmlns:cx="http://schemas.microsoft.com/office/drawing/2014/chartex" xmlns:cx1="http://schemas.microsoft.com/office/drawing/2015/9/8/chartex" xmlns:cx2="http://schemas.microsoft.com/office/drawing/2015/10/21/chartex" xmlns:cx3="http://schemas.microsoft.com/office/drawing/2016/5/9/chartex" xmlns:cx4="http://schemas.microsoft.com/office/drawing/2016/5/10/chartex" xmlns:cx5="http://schemas.microsoft.com/office/drawing/2016/5/11/chartex" xmlns:cx6="http://schemas.microsoft.com/office/drawing/2016/5/12/chartex" xmlns:cx7="http://schemas.microsoft.com/office/drawing/2016/5/13/chartex" xmlns:cx8="http://schemas.microsoft.com/office/drawing/2016/5/14/chartex" xmlns:mc="http://schemas.openxmlformats.org/markup-compatibility/2006" xmlns:aink="http://schemas.microsoft.com/office/drawing/2016/ink" xmlns:am3d="http://schemas.microsoft.com/office/drawing/2017/model3d" xmlns:o="urn:schemas-microsoft-com:office:office" xmlns:oel="http://schemas.microsoft.com/office/2019/extlst" xmlns:r="http://schemas.openxmlformats.org/officeDocument/2006/relationships" xmlns:m="http://schemas.openxmlformats.org/officeDocument/2006/math" xmlns:v="urn:schemas-microsoft-com:vml" xmlns:wp14="http://schemas.microsoft.com/office/word/2010/wordprocessingDrawing" xmlns:wp="http://schemas.openxmlformats.org/drawingml/2006/wordprocessingDrawing" xmlns:w10="urn:schemas-microsoft-com:office:word" xmlns:w="http://schemas.openxmlformats.org/wordprocessingml/2006/main" xmlns:w14="http://schemas.microsoft.com/office/word/2010/wordml" xmlns:w15="http://schemas.microsoft.com/office/word/2012/wordml" xmlns:w16cex="http://schemas.microsoft.com/office/word/2018/wordml/cex" xmlns:w16cid="http://schemas.microsoft.com/office/word/2016/wordml/cid" xmlns:w16="http://schemas.microsoft.com/office/word/2018/wordml" xmlns:w16sdtdh="http://schemas.microsoft.com/office/word/2020/wordml/sdtdatahash" xmlns:w16se="http://schemas.microsoft.com/office/word/2015/wordml/symex" xmlns:wpg="http://schemas.microsoft.com/office/word/2010/wordprocessingGroup" xmlns:wpi="http://schemas.microsoft.com/office/word/2010/wordprocessingInk" xmlns:wne="http://schemas.microsoft.com/office/word/2006/wordml" xmlns:wps="http://schemas.microsoft.com/office/word/2010/wordprocessingShape" mc:Ignorable="w14 w15 w16se w16cid w16 w16cex w16sdtdh wp14">
+  <w15:person w15:author="Müller, Maximilian | Wissensfabrik">
+    <w15:presenceInfo w15:providerId="AD" w15:userId="S::Maximilian.Mueller@wissensfabrik.de::fd810f2c-6434-45ec-b130-b89fd500a626"/>
+  </w15:person>
+</w15:people>
 </file>
 
 <file path=word/styles.xml><?xml version="1.0" encoding="utf-8"?>
@@ -7845,6 +7964,86 @@
       <w:rFonts w:ascii="Arial" w:eastAsia="Arial" w:hAnsi="Arial" w:cs="Arial"/>
     </w:rPr>
   </w:style>
+  <w:style w:type="paragraph" w:styleId="berarbeitung">
+    <w:name w:val="Revision"/>
+    <w:hidden/>
+    <w:uiPriority w:val="99"/>
+    <w:semiHidden/>
+    <w:rsid w:val="009E3E2F"/>
+    <w:pPr>
+      <w:widowControl/>
+      <w:autoSpaceDE/>
+      <w:autoSpaceDN/>
+    </w:pPr>
+    <w:rPr>
+      <w:rFonts w:ascii="Arial" w:eastAsia="Arial" w:hAnsi="Arial" w:cs="Arial"/>
+    </w:rPr>
+  </w:style>
+  <w:style w:type="character" w:styleId="Kommentarzeichen">
+    <w:name w:val="annotation reference"/>
+    <w:basedOn w:val="Absatz-Standardschriftart"/>
+    <w:uiPriority w:val="99"/>
+    <w:semiHidden/>
+    <w:unhideWhenUsed/>
+    <w:rsid w:val="002D0B7D"/>
+    <w:rPr>
+      <w:sz w:val="16"/>
+      <w:szCs w:val="16"/>
+    </w:rPr>
+  </w:style>
+  <w:style w:type="paragraph" w:styleId="Kommentartext">
+    <w:name w:val="annotation text"/>
+    <w:basedOn w:val="Standard"/>
+    <w:link w:val="KommentartextZchn"/>
+    <w:uiPriority w:val="99"/>
+    <w:unhideWhenUsed/>
+    <w:rsid w:val="002D0B7D"/>
+    <w:rPr>
+      <w:sz w:val="20"/>
+      <w:szCs w:val="20"/>
+    </w:rPr>
+  </w:style>
+  <w:style w:type="character" w:customStyle="1" w:styleId="KommentartextZchn">
+    <w:name w:val="Kommentartext Zchn"/>
+    <w:basedOn w:val="Absatz-Standardschriftart"/>
+    <w:link w:val="Kommentartext"/>
+    <w:uiPriority w:val="99"/>
+    <w:rsid w:val="002D0B7D"/>
+    <w:rPr>
+      <w:rFonts w:ascii="Arial" w:eastAsia="Arial" w:hAnsi="Arial" w:cs="Arial"/>
+      <w:sz w:val="20"/>
+      <w:szCs w:val="20"/>
+    </w:rPr>
+  </w:style>
+  <w:style w:type="paragraph" w:styleId="Kommentarthema">
+    <w:name w:val="annotation subject"/>
+    <w:basedOn w:val="Kommentartext"/>
+    <w:next w:val="Kommentartext"/>
+    <w:link w:val="KommentarthemaZchn"/>
+    <w:uiPriority w:val="99"/>
+    <w:semiHidden/>
+    <w:unhideWhenUsed/>
+    <w:rsid w:val="002D0B7D"/>
+    <w:rPr>
+      <w:b/>
+      <w:bCs/>
+    </w:rPr>
+  </w:style>
+  <w:style w:type="character" w:customStyle="1" w:styleId="KommentarthemaZchn">
+    <w:name w:val="Kommentarthema Zchn"/>
+    <w:basedOn w:val="KommentartextZchn"/>
+    <w:link w:val="Kommentarthema"/>
+    <w:uiPriority w:val="99"/>
+    <w:semiHidden/>
+    <w:rsid w:val="002D0B7D"/>
+    <w:rPr>
+      <w:rFonts w:ascii="Arial" w:eastAsia="Arial" w:hAnsi="Arial" w:cs="Arial"/>
+      <w:b/>
+      <w:bCs/>
+      <w:sz w:val="20"/>
+      <w:szCs w:val="20"/>
+    </w:rPr>
+  </w:style>
 </w:styles>
 </file>
 
